--- a/themes/theme-6/theme 6 draft.docx
+++ b/themes/theme-6/theme 6 draft.docx
@@ -13174,233 +13174,7 @@
             </w14:solidFill>
           </w14:textFill>
         </w:rPr>
-        <w:t>При многократной рвоте выдерживать часовую паузу перед каждой чисткой не нужно</w:t>
-      </w:r>
-      <w:r>
-        <w:rPr>
-          <w:rFonts w:ascii="Georgia" w:hAnsi="Georgia"/>
-          <w:outline w:val="0"/>
-          <w:color w:val="000000"/>
-          <w:sz w:val="23"/>
-          <w:szCs w:val="23"/>
-          <w:u w:color="000000"/>
-          <w:rtl w:val="0"/>
-          <w14:textFill>
-            <w14:solidFill>
-              <w14:srgbClr w14:val="000000"/>
-            </w14:solidFill>
-          </w14:textFill>
-        </w:rPr>
-        <w:t xml:space="preserve">, </w:t>
-      </w:r>
-      <w:r>
-        <w:rPr>
-          <w:rFonts w:ascii="Georgia" w:hAnsi="Georgia" w:hint="default"/>
-          <w:outline w:val="0"/>
-          <w:color w:val="000000"/>
-          <w:sz w:val="23"/>
-          <w:szCs w:val="23"/>
-          <w:u w:color="000000"/>
-          <w:rtl w:val="0"/>
-          <w14:textFill>
-            <w14:solidFill>
-              <w14:srgbClr w14:val="000000"/>
-            </w14:solidFill>
-          </w14:textFill>
-        </w:rPr>
-        <w:t>да и невозможно</w:t>
-      </w:r>
-      <w:r>
-        <w:rPr>
-          <w:rFonts w:ascii="Georgia" w:hAnsi="Georgia"/>
-          <w:outline w:val="0"/>
-          <w:color w:val="000000"/>
-          <w:sz w:val="23"/>
-          <w:szCs w:val="23"/>
-          <w:u w:color="000000"/>
-          <w:rtl w:val="0"/>
-          <w14:textFill>
-            <w14:solidFill>
-              <w14:srgbClr w14:val="000000"/>
-            </w14:solidFill>
-          </w14:textFill>
-        </w:rPr>
-        <w:t xml:space="preserve">. </w:t>
-      </w:r>
-      <w:r>
-        <w:rPr>
-          <w:rFonts w:ascii="Georgia" w:hAnsi="Georgia" w:hint="default"/>
-          <w:outline w:val="0"/>
-          <w:color w:val="000000"/>
-          <w:sz w:val="23"/>
-          <w:szCs w:val="23"/>
-          <w:u w:color="000000"/>
-          <w:rtl w:val="0"/>
-          <w:lang w:val="ru-RU"/>
-          <w14:textFill>
-            <w14:solidFill>
-              <w14:srgbClr w14:val="000000"/>
-            </w14:solidFill>
-          </w14:textFill>
-        </w:rPr>
-        <w:t>Главная защита в этом случае — полоскание после каждого эпизода</w:t>
-      </w:r>
-      <w:r>
-        <w:rPr>
-          <w:rFonts w:ascii="Georgia" w:hAnsi="Georgia"/>
-          <w:outline w:val="0"/>
-          <w:color w:val="000000"/>
-          <w:sz w:val="23"/>
-          <w:szCs w:val="23"/>
-          <w:u w:color="000000"/>
-          <w:rtl w:val="0"/>
-          <w14:textFill>
-            <w14:solidFill>
-              <w14:srgbClr w14:val="000000"/>
-            </w14:solidFill>
-          </w14:textFill>
-        </w:rPr>
-        <w:t xml:space="preserve">, </w:t>
-      </w:r>
-      <w:r>
-        <w:rPr>
-          <w:rFonts w:ascii="Georgia" w:hAnsi="Georgia" w:hint="default"/>
-          <w:outline w:val="0"/>
-          <w:color w:val="000000"/>
-          <w:sz w:val="23"/>
-          <w:szCs w:val="23"/>
-          <w:u w:color="000000"/>
-          <w:rtl w:val="0"/>
-          <w:lang w:val="ru-RU"/>
-          <w14:textFill>
-            <w14:solidFill>
-              <w14:srgbClr w14:val="000000"/>
-            </w14:solidFill>
-          </w14:textFill>
-        </w:rPr>
-        <w:t>водой или содовым раствором</w:t>
-      </w:r>
-      <w:r>
-        <w:rPr>
-          <w:rFonts w:ascii="Georgia" w:hAnsi="Georgia"/>
-          <w:outline w:val="0"/>
-          <w:color w:val="000000"/>
-          <w:sz w:val="23"/>
-          <w:szCs w:val="23"/>
-          <w:u w:color="000000"/>
-          <w:rtl w:val="0"/>
-          <w14:textFill>
-            <w14:solidFill>
-              <w14:srgbClr w14:val="000000"/>
-            </w14:solidFill>
-          </w14:textFill>
-        </w:rPr>
-        <w:t xml:space="preserve">. </w:t>
-      </w:r>
-      <w:r>
-        <w:rPr>
-          <w:rFonts w:ascii="Georgia" w:hAnsi="Georgia" w:hint="default"/>
-          <w:outline w:val="0"/>
-          <w:color w:val="000000"/>
-          <w:sz w:val="23"/>
-          <w:szCs w:val="23"/>
-          <w:u w:color="000000"/>
-          <w:rtl w:val="0"/>
-          <w:lang w:val="ru-RU"/>
-          <w14:textFill>
-            <w14:solidFill>
-              <w14:srgbClr w14:val="000000"/>
-            </w14:solidFill>
-          </w14:textFill>
-        </w:rPr>
-        <w:t>Полноценно чистите зубы дважды в день</w:t>
-      </w:r>
-      <w:r>
-        <w:rPr>
-          <w:rFonts w:ascii="Georgia" w:hAnsi="Georgia"/>
-          <w:outline w:val="0"/>
-          <w:color w:val="000000"/>
-          <w:sz w:val="23"/>
-          <w:szCs w:val="23"/>
-          <w:u w:color="000000"/>
-          <w:rtl w:val="0"/>
-          <w14:textFill>
-            <w14:solidFill>
-              <w14:srgbClr w14:val="000000"/>
-            </w14:solidFill>
-          </w14:textFill>
-        </w:rPr>
-        <w:t xml:space="preserve">, </w:t>
-      </w:r>
-      <w:r>
-        <w:rPr>
-          <w:rFonts w:ascii="Georgia" w:hAnsi="Georgia" w:hint="default"/>
-          <w:outline w:val="0"/>
-          <w:color w:val="000000"/>
-          <w:sz w:val="23"/>
-          <w:szCs w:val="23"/>
-          <w:u w:color="000000"/>
-          <w:rtl w:val="0"/>
-          <w:lang w:val="ru-RU"/>
-          <w14:textFill>
-            <w14:solidFill>
-              <w14:srgbClr w14:val="000000"/>
-            </w14:solidFill>
-          </w14:textFill>
-        </w:rPr>
-        <w:t>выбирая время</w:t>
-      </w:r>
-      <w:r>
-        <w:rPr>
-          <w:rFonts w:ascii="Georgia" w:hAnsi="Georgia"/>
-          <w:outline w:val="0"/>
-          <w:color w:val="000000"/>
-          <w:sz w:val="23"/>
-          <w:szCs w:val="23"/>
-          <w:u w:color="000000"/>
-          <w:rtl w:val="0"/>
-          <w14:textFill>
-            <w14:solidFill>
-              <w14:srgbClr w14:val="000000"/>
-            </w14:solidFill>
-          </w14:textFill>
-        </w:rPr>
-        <w:t xml:space="preserve">, </w:t>
-      </w:r>
-      <w:r>
-        <w:rPr>
-          <w:rFonts w:ascii="Georgia" w:hAnsi="Georgia" w:hint="default"/>
-          <w:outline w:val="0"/>
-          <w:color w:val="000000"/>
-          <w:sz w:val="23"/>
-          <w:szCs w:val="23"/>
-          <w:u w:color="000000"/>
-          <w:rtl w:val="0"/>
-          <w:lang w:val="ru-RU"/>
-          <w14:textFill>
-            <w14:solidFill>
-              <w14:srgbClr w14:val="000000"/>
-            </w14:solidFill>
-          </w14:textFill>
-        </w:rPr>
-        <w:t>когда тошнота слабее</w:t>
-      </w:r>
-      <w:r>
-        <w:rPr>
-          <w:rFonts w:ascii="Georgia" w:hAnsi="Georgia"/>
-          <w:outline w:val="0"/>
-          <w:color w:val="000000"/>
-          <w:sz w:val="23"/>
-          <w:szCs w:val="23"/>
-          <w:u w:color="000000"/>
-          <w:rtl w:val="0"/>
-          <w14:textFill>
-            <w14:solidFill>
-              <w14:srgbClr w14:val="000000"/>
-            </w14:solidFill>
-          </w14:textFill>
-        </w:rPr>
-        <w:t>.</w:t>
+        <w:t xml:space="preserve">При многократной рвоте чистить зубы после каждого эпизода не нужно, да и невозможно. После рвоты прополощите рот водой или содовым раствором. Полноценно чистите зубы дважды в день, выбирая время, когда тошнота слабее и с последней рвоты прошёл примерно час.</w:t>
       </w:r>
     </w:p>
     <w:p>
@@ -19829,189 +19603,14 @@
           <w:szCs w:val="23"/>
           <w:u w:color="000000"/>
           <w:rtl w:val="0"/>
-          <w14:textFill>
-            <w14:solidFill>
-              <w14:srgbClr w14:val="000000"/>
-            </w14:solidFill>
-          </w14:textFill>
-        </w:rPr>
-        <w:t>ПРОВЕРИТЬ</w:t>
-      </w:r>
-      <w:r>
-        <w:rPr>
-          <w:rFonts w:ascii="Georgia" w:hAnsi="Georgia"/>
-          <w:i w:val="1"/>
-          <w:iCs w:val="1"/>
-          <w:outline w:val="0"/>
-          <w:color w:val="000000"/>
-          <w:sz w:val="23"/>
-          <w:szCs w:val="23"/>
-          <w:u w:color="000000"/>
-          <w:rtl w:val="0"/>
-          <w14:textFill>
-            <w14:solidFill>
-              <w14:srgbClr w14:val="000000"/>
-            </w14:solidFill>
-          </w14:textFill>
-        </w:rPr>
-        <w:t xml:space="preserve">: </w:t>
-      </w:r>
-      <w:r>
-        <w:rPr>
-          <w:rFonts w:ascii="Georgia" w:hAnsi="Georgia" w:hint="default"/>
-          <w:i w:val="1"/>
-          <w:iCs w:val="1"/>
-          <w:outline w:val="0"/>
-          <w:color w:val="000000"/>
-          <w:sz w:val="23"/>
-          <w:szCs w:val="23"/>
-          <w:u w:color="000000"/>
-          <w:rtl w:val="0"/>
-          <w:lang w:val="ru-RU"/>
-          <w14:textFill>
-            <w14:solidFill>
-              <w14:srgbClr w14:val="000000"/>
-            </w14:solidFill>
-          </w14:textFill>
-        </w:rPr>
-        <w:t>допустима ли закись азота при беременности — один свод рекомендаций велит избегать её вовсе</w:t>
-      </w:r>
-      <w:r>
-        <w:rPr>
-          <w:rFonts w:ascii="Georgia" w:hAnsi="Georgia"/>
-          <w:i w:val="1"/>
-          <w:iCs w:val="1"/>
-          <w:outline w:val="0"/>
-          <w:color w:val="000000"/>
-          <w:sz w:val="23"/>
-          <w:szCs w:val="23"/>
-          <w:u w:color="000000"/>
-          <w:rtl w:val="0"/>
-          <w14:textFill>
-            <w14:solidFill>
-              <w14:srgbClr w14:val="000000"/>
-            </w14:solidFill>
-          </w14:textFill>
-        </w:rPr>
-        <w:t xml:space="preserve">, </w:t>
-      </w:r>
-      <w:r>
-        <w:rPr>
-          <w:rFonts w:ascii="Georgia" w:hAnsi="Georgia" w:hint="default"/>
-          <w:i w:val="1"/>
-          <w:iCs w:val="1"/>
-          <w:outline w:val="0"/>
-          <w:color w:val="000000"/>
-          <w:sz w:val="23"/>
-          <w:szCs w:val="23"/>
-          <w:u w:color="000000"/>
-          <w:rtl w:val="0"/>
-          <w:lang w:val="ru-RU"/>
-          <w14:textFill>
-            <w14:solidFill>
-              <w14:srgbClr w14:val="000000"/>
-            </w14:solidFill>
-          </w14:textFill>
-        </w:rPr>
-        <w:t xml:space="preserve">другой допускает при неотложной помощи во </w:t>
-      </w:r>
-      <w:r>
-        <w:rPr>
-          <w:rFonts w:ascii="Georgia" w:hAnsi="Georgia"/>
-          <w:i w:val="1"/>
-          <w:iCs w:val="1"/>
-          <w:outline w:val="0"/>
-          <w:color w:val="000000"/>
-          <w:sz w:val="23"/>
-          <w:szCs w:val="23"/>
-          <w:u w:color="000000"/>
-          <w:rtl w:val="0"/>
-          <w:lang w:val="en-US"/>
-          <w14:textFill>
-            <w14:solidFill>
-              <w14:srgbClr w14:val="000000"/>
-            </w14:solidFill>
-          </w14:textFill>
-        </w:rPr>
-        <w:t xml:space="preserve">II </w:t>
-      </w:r>
-      <w:r>
-        <w:rPr>
-          <w:rFonts w:ascii="Georgia" w:hAnsi="Georgia" w:hint="default"/>
-          <w:i w:val="1"/>
-          <w:iCs w:val="1"/>
-          <w:outline w:val="0"/>
-          <w:color w:val="000000"/>
-          <w:sz w:val="23"/>
-          <w:szCs w:val="23"/>
-          <w:u w:color="000000"/>
-          <w:rtl w:val="0"/>
-          <w14:textFill>
-            <w14:solidFill>
-              <w14:srgbClr w14:val="000000"/>
-            </w14:solidFill>
-          </w14:textFill>
-        </w:rPr>
-        <w:t xml:space="preserve">и </w:t>
-      </w:r>
-      <w:r>
-        <w:rPr>
-          <w:rFonts w:ascii="Georgia" w:hAnsi="Georgia"/>
-          <w:i w:val="1"/>
-          <w:iCs w:val="1"/>
-          <w:outline w:val="0"/>
-          <w:color w:val="000000"/>
-          <w:sz w:val="23"/>
-          <w:szCs w:val="23"/>
-          <w:u w:color="000000"/>
-          <w:rtl w:val="0"/>
-          <w:lang w:val="it-IT"/>
-          <w14:textFill>
-            <w14:solidFill>
-              <w14:srgbClr w14:val="000000"/>
-            </w14:solidFill>
-          </w14:textFill>
-        </w:rPr>
-        <w:t xml:space="preserve">III </w:t>
-      </w:r>
-      <w:r>
-        <w:rPr>
-          <w:rFonts w:ascii="Georgia" w:hAnsi="Georgia" w:hint="default"/>
-          <w:i w:val="1"/>
-          <w:iCs w:val="1"/>
-          <w:outline w:val="0"/>
-          <w:color w:val="000000"/>
-          <w:sz w:val="23"/>
-          <w:szCs w:val="23"/>
-          <w:u w:color="000000"/>
-          <w:rtl w:val="0"/>
-          <w:lang w:val="ru-RU"/>
-          <w14:textFill>
-            <w14:solidFill>
-              <w14:srgbClr w14:val="000000"/>
-            </w14:solidFill>
-          </w14:textFill>
-        </w:rPr>
-        <w:t xml:space="preserve">триместрах и указывает на осторожность в </w:t>
-      </w:r>
-      <w:r>
-        <w:rPr>
-          <w:rFonts w:ascii="Georgia" w:hAnsi="Georgia"/>
-          <w:i w:val="1"/>
-          <w:iCs w:val="1"/>
-          <w:outline w:val="0"/>
-          <w:color w:val="000000"/>
-          <w:sz w:val="23"/>
-          <w:szCs w:val="23"/>
-          <w:u w:color="000000"/>
-          <w:rtl w:val="0"/>
-          <w14:textFill>
-            <w14:solidFill>
-              <w14:srgbClr w14:val="000000"/>
-            </w14:solidFill>
-          </w14:textFill>
-        </w:rPr>
-        <w:t>I.</w:t>
+          <w:lang w:val="ru-RU"/>
+          <w14:textFill>
+            <w14:solidFill>
+              <w14:srgbClr w14:val="000000"/>
+            </w14:solidFill>
+          </w14:textFill>
+        </w:rPr>
+        <w:t xml:space="preserve">ПРОВЕРИТЬ: допустима ли закись азота при беременности — два свода рекомендаций советуют беременным её избегать, третий допускает при неотложной помощи во II и III триместрах и указывает на осторожность в I.</w:t>
       </w:r>
     </w:p>
     <w:p>
@@ -21560,110 +21159,14 @@
           <w:szCs w:val="23"/>
           <w:u w:color="000000"/>
           <w:rtl w:val="0"/>
-          <w14:textFill>
-            <w14:solidFill>
-              <w14:srgbClr w14:val="000000"/>
-            </w14:solidFill>
-          </w14:textFill>
-        </w:rPr>
-        <w:t>ПРОВЕРИТЬ</w:t>
-      </w:r>
-      <w:r>
-        <w:rPr>
-          <w:rFonts w:ascii="Georgia" w:hAnsi="Georgia"/>
-          <w:i w:val="1"/>
-          <w:iCs w:val="1"/>
-          <w:outline w:val="0"/>
-          <w:color w:val="000000"/>
-          <w:sz w:val="23"/>
-          <w:szCs w:val="23"/>
-          <w:u w:color="000000"/>
-          <w:rtl w:val="0"/>
-          <w14:textFill>
-            <w14:solidFill>
-              <w14:srgbClr w14:val="000000"/>
-            </w14:solidFill>
-          </w14:textFill>
-        </w:rPr>
-        <w:t xml:space="preserve">: </w:t>
-      </w:r>
-      <w:r>
-        <w:rPr>
-          <w:rFonts w:ascii="Georgia" w:hAnsi="Georgia" w:hint="default"/>
-          <w:i w:val="1"/>
-          <w:iCs w:val="1"/>
-          <w:outline w:val="0"/>
-          <w:color w:val="000000"/>
-          <w:sz w:val="23"/>
-          <w:szCs w:val="23"/>
-          <w:u w:color="000000"/>
-          <w:rtl w:val="0"/>
-          <w:lang w:val="ru-RU"/>
-          <w14:textFill>
-            <w14:solidFill>
-              <w14:srgbClr w14:val="000000"/>
-            </w14:solidFill>
-          </w14:textFill>
-        </w:rPr>
-        <w:t>нужен ли свинцовый фартук при стоматологическом снимке — международные рекомендации от него отказались</w:t>
-      </w:r>
-      <w:r>
-        <w:rPr>
-          <w:rFonts w:ascii="Georgia" w:hAnsi="Georgia"/>
-          <w:i w:val="1"/>
-          <w:iCs w:val="1"/>
-          <w:outline w:val="0"/>
-          <w:color w:val="000000"/>
-          <w:sz w:val="23"/>
-          <w:szCs w:val="23"/>
-          <w:u w:color="000000"/>
-          <w:rtl w:val="0"/>
-          <w14:textFill>
-            <w14:solidFill>
-              <w14:srgbClr w14:val="000000"/>
-            </w14:solidFill>
-          </w14:textFill>
-        </w:rPr>
-        <w:t xml:space="preserve">, </w:t>
-      </w:r>
-      <w:r>
-        <w:rPr>
-          <w:rFonts w:ascii="Georgia" w:hAnsi="Georgia" w:hint="default"/>
-          <w:i w:val="1"/>
-          <w:iCs w:val="1"/>
-          <w:outline w:val="0"/>
-          <w:color w:val="000000"/>
-          <w:sz w:val="23"/>
-          <w:szCs w:val="23"/>
-          <w:u w:color="000000"/>
-          <w:rtl w:val="0"/>
-          <w:lang w:val="ru-RU"/>
-          <w14:textFill>
-            <w14:solidFill>
-              <w14:srgbClr w14:val="000000"/>
-            </w14:solidFill>
-          </w14:textFill>
-        </w:rPr>
-        <w:t>российская практика его применяет</w:t>
-      </w:r>
-      <w:r>
-        <w:rPr>
-          <w:rFonts w:ascii="Georgia" w:hAnsi="Georgia"/>
-          <w:i w:val="1"/>
-          <w:iCs w:val="1"/>
-          <w:outline w:val="0"/>
-          <w:color w:val="000000"/>
-          <w:sz w:val="23"/>
-          <w:szCs w:val="23"/>
-          <w:u w:color="000000"/>
-          <w:rtl w:val="0"/>
-          <w14:textFill>
-            <w14:solidFill>
-              <w14:srgbClr w14:val="000000"/>
-            </w14:solidFill>
-          </w14:textFill>
-        </w:rPr>
-        <w:t>.</w:t>
+          <w:lang w:val="ru-RU"/>
+          <w14:textFill>
+            <w14:solidFill>
+              <w14:srgbClr w14:val="000000"/>
+            </w14:solidFill>
+          </w14:textFill>
+        </w:rPr>
+        <w:t xml:space="preserve">ПРОВЕРИТЬ: нужен ли свинцовый фартук при стоматологическом снимке — современные международные рекомендации от него отказались, более ранняя советует защищать живот и щитовидную железу; в российских нормах стоматологический фартук входит в обязательное оснащение рентгенкабинета, но прямого требования надевать его беременной не найдено.</w:t>
       </w:r>
     </w:p>
     <w:p>

--- a/themes/theme-6/theme 6 draft.docx
+++ b/themes/theme-6/theme 6 draft.docx
@@ -1539,105 +1539,7 @@
             </w14:solidFill>
           </w14:textFill>
         </w:rPr>
-        <w:t xml:space="preserve">В наблюдательных исследованиях, где учёные не вмешиваются, а сравнивают, что происходит у разных групп женщин, пародонтит связывали с неблагоприятными исходами беременности: преждевременными родами, задержкой роста плода, низкой массой тела при рождении, преэклампсией и гестационным диабетом. Эта связь многофакторная: кроме биологических механизмов, на те же исходы влияют поведенческие причины — курение, редкие визиты к врачу, который ведёт беременность.</w:t>
-      </w:r>
-    </w:p>
-    <w:p>
-      <w:pPr>
-        <w:pStyle w:val="Рубрика 2"/>
-      </w:pPr>
-      <w:r>
-        <w:rPr>
-          <w:rFonts w:ascii="Georgia" w:hAnsi="Georgia" w:hint="default"/>
-          <w:outline w:val="0"/>
-          <w:color w:val="000000"/>
-          <w:sz w:val="23"/>
-          <w:szCs w:val="23"/>
-          <w:u w:color="000000"/>
-          <w:rtl w:val="0"/>
-          <w:lang w:val="ru-RU"/>
-          <w14:textFill>
-            <w14:solidFill>
-              <w14:srgbClr w14:val="000000"/>
-            </w14:solidFill>
-          </w14:textFill>
-        </w:rPr>
-        <w:t>Лечение пародонтита неблагоприятные исходы не устраняет</w:t>
-      </w:r>
-      <w:r>
-        <w:rPr>
-          <w:rFonts w:ascii="Georgia" w:hAnsi="Georgia"/>
-          <w:outline w:val="0"/>
-          <w:color w:val="000000"/>
-          <w:sz w:val="23"/>
-          <w:szCs w:val="23"/>
-          <w:u w:color="000000"/>
-          <w:rtl w:val="0"/>
-          <w14:textFill>
-            <w14:solidFill>
-              <w14:srgbClr w14:val="000000"/>
-            </w14:solidFill>
-          </w14:textFill>
-        </w:rPr>
-        <w:t xml:space="preserve">, </w:t>
-      </w:r>
-      <w:r>
-        <w:rPr>
-          <w:rFonts w:ascii="Georgia" w:hAnsi="Georgia" w:hint="default"/>
-          <w:outline w:val="0"/>
-          <w:color w:val="000000"/>
-          <w:sz w:val="23"/>
-          <w:szCs w:val="23"/>
-          <w:u w:color="000000"/>
-          <w:rtl w:val="0"/>
-          <w:lang w:val="ru-RU"/>
-          <w14:textFill>
-            <w14:solidFill>
-              <w14:srgbClr w14:val="000000"/>
-            </w14:solidFill>
-          </w14:textFill>
-        </w:rPr>
-        <w:t>а в части исследований у некоторых женщин оно даже связывалось с более высоким риском преждевременных родов</w:t>
-      </w:r>
-      <w:r>
-        <w:rPr>
-          <w:rFonts w:ascii="Georgia" w:hAnsi="Georgia"/>
-          <w:outline w:val="0"/>
-          <w:color w:val="000000"/>
-          <w:sz w:val="23"/>
-          <w:szCs w:val="23"/>
-          <w:u w:color="000000"/>
-          <w:rtl w:val="0"/>
-          <w14:textFill>
-            <w14:solidFill>
-              <w14:srgbClr w14:val="000000"/>
-            </w14:solidFill>
-          </w14:textFill>
-        </w:rPr>
-        <w:t>.</w:t>
-      </w:r>
-    </w:p>
-    <w:p>
-      <w:pPr>
-        <w:pStyle w:val="Рубрика 2"/>
-      </w:pPr>
-      <w:r>
-        <w:rPr>
-          <w:rFonts w:ascii="Georgia" w:hAnsi="Georgia" w:hint="default"/>
-          <w:outline w:val="0"/>
-          <w:color w:val="000000"/>
-          <w:sz w:val="23"/>
-          <w:szCs w:val="23"/>
-          <w:u w:color="000000"/>
-          <w:rtl w:val="0"/>
-          <w:lang w:val="ru-RU"/>
-          <w14:textFill>
-            <w14:solidFill>
-              <w14:srgbClr w14:val="000000"/>
-            </w14:solidFill>
-          </w14:textFill>
-        </w:rPr>
-        <w:t xml:space="preserve">Лечить воспалённые дёсны всё равно нужно ради здоровья полости рта. Но рассчитывать, что лечение дёсен защитит беременность, оснований нет. При прогрессирующем пародонтите стоматолог может направить к пародонтологу — врачу, который лечит дёсны и ткани вокруг зуба.</w:t>
+        <w:t xml:space="preserve">Пародонтит в исследованиях связывали с преждевременными родами, задержкой роста плода, низкой массой тела при рождении, преэклампсией и гестационным диабетом. Но лечение пародонтита эти исходы не предотвращает, поэтому дёсны лечат ради здоровья полости рта, а не для защиты беременности. При прогрессирующем пародонтите стоматолог может направить к пародонтологу — врачу, который лечит дёсны и ткани вокруг зуба.</w:t>
       </w:r>
     </w:p>
     <w:p>
@@ -3619,9 +3521,9 @@
       </w:pPr>
       <w:r>
         <w:rPr>
-          <w:rFonts w:ascii="Georgia" w:hAnsi="Georgia" w:hint="default"/>
           <w:b w:val="1"/>
           <w:bCs w:val="1"/>
+          <w:rFonts w:ascii="Georgia" w:hAnsi="Georgia" w:hint="default"/>
           <w:outline w:val="0"/>
           <w:color w:val="000000"/>
           <w:sz w:val="23"/>
@@ -3653,52 +3555,244 @@
             </w14:solidFill>
           </w14:textFill>
         </w:rPr>
-        <w:t xml:space="preserve"> Чистит несколько лучше обычной. Это показал систематический обзор Cochrane, то есть работа, которая сводит результаты многих исследований. По его данным, налёта становится примерно на 11 % меньше, воспаления дёсен на 6 % меньше, а при использовании дольше трёх месяцев на 21 % и 11 % соответственно. Лучше других работают щётки с головкой, которая вращается то в одну, то в другую сторону. Обычная щётка при правильной технике тоже справляется, и менять её из-за беременности не нужно.</w:t>
-      </w:r>
-    </w:p>
-    <w:p>
-      <w:pPr>
-        <w:pStyle w:val="Рубрика 2"/>
-      </w:pPr>
-      <w:r>
-        <w:rPr>
-          <w:rFonts w:ascii="Georgia" w:hAnsi="Georgia" w:hint="default"/>
+        <w:t xml:space="preserve"> Чистит немного лучше обычной, особенно с головкой, которая вращается то в одну, то в другую сторону. Но обычная щётка при правильной технике тоже справляется, и менять её из-за беременности не нужно.</w:t>
+      </w:r>
+    </w:p>
+    <w:p>
+      <w:pPr>
+        <w:pStyle w:val="Рубрика 2"/>
+      </w:pPr>
+      <w:r>
+        <w:rPr>
           <w:b w:val="1"/>
           <w:bCs w:val="1"/>
-          <w:outline w:val="0"/>
-          <w:color w:val="000000"/>
-          <w:sz w:val="23"/>
-          <w:szCs w:val="23"/>
-          <w:u w:color="000000"/>
-          <w:rtl w:val="0"/>
-          <w:lang w:val="ru-RU"/>
-          <w14:textFill>
-            <w14:solidFill>
-              <w14:srgbClr w14:val="000000"/>
-            </w14:solidFill>
-          </w14:textFill>
-        </w:rPr>
-        <w:t>Жёсткость щетины</w:t>
-      </w:r>
-      <w:r>
-        <w:rPr>
-          <w:rFonts w:ascii="Georgia" w:hAnsi="Georgia"/>
+          <w:rFonts w:ascii="Georgia" w:hAnsi="Georgia" w:hint="default"/>
+          <w:outline w:val="0"/>
+          <w:color w:val="000000"/>
+          <w:sz w:val="23"/>
+          <w:szCs w:val="23"/>
+          <w:u w:color="000000"/>
+          <w:rtl w:val="0"/>
+          <w:lang w:val="ru-RU"/>
+          <w14:textFill>
+            <w14:solidFill>
+              <w14:srgbClr w14:val="000000"/>
+            </w14:solidFill>
+          </w14:textFill>
+        </w:rPr>
+        <w:t xml:space="preserve">Жёсткость щетины.</w:t>
+      </w:r>
+      <w:r>
+        <w:rPr>
+          <w:rFonts w:ascii="Georgia" w:hAnsi="Georgia" w:hint="default"/>
+          <w:outline w:val="0"/>
+          <w:color w:val="000000"/>
+          <w:sz w:val="23"/>
+          <w:szCs w:val="23"/>
+          <w:u w:color="000000"/>
+          <w:rtl w:val="0"/>
+          <w:lang w:val="ru-RU"/>
+          <w14:textFill>
+            <w14:solidFill>
+              <w14:srgbClr w14:val="000000"/>
+            </w14:solidFill>
+          </w14:textFill>
+        </w:rPr>
+        <w:t xml:space="preserve"> Если дёсны воспалены, отекают и кровоточат при чистке (для беременности это типичное состояние), нужна мягкая щетина: она снимает налёт, не травмируя воспалённую ткань. Если дёсны спокойные, можно взять и среднюю, но если после неё десна начнёт кровить или на её краю появятся потёртости, вернитесь к мягкой.</w:t>
+      </w:r>
+    </w:p>
+    <w:p>
+      <w:pPr>
+        <w:pStyle w:val="Рубрика 2"/>
+      </w:pPr>
+      <w:r>
+        <w:rPr>
+          <w:rFonts w:ascii="Georgia" w:hAnsi="Georgia" w:hint="default"/>
+          <w:i w:val="1"/>
+          <w:iCs w:val="1"/>
+          <w:outline w:val="0"/>
+          <w:color w:val="000000"/>
+          <w:sz w:val="23"/>
+          <w:szCs w:val="23"/>
+          <w:u w:color="000000"/>
+          <w:rtl w:val="0"/>
+          <w14:textFill>
+            <w14:solidFill>
+              <w14:srgbClr w14:val="000000"/>
+            </w14:solidFill>
+          </w14:textFill>
+        </w:rPr>
+        <w:t>ПРОВЕРИТЬ</w:t>
+      </w:r>
+      <w:r>
+        <w:rPr>
+          <w:rFonts w:ascii="Georgia" w:hAnsi="Georgia"/>
+          <w:i w:val="1"/>
+          <w:iCs w:val="1"/>
+          <w:outline w:val="0"/>
+          <w:color w:val="000000"/>
+          <w:sz w:val="23"/>
+          <w:szCs w:val="23"/>
+          <w:u w:color="000000"/>
+          <w:rtl w:val="0"/>
+          <w14:textFill>
+            <w14:solidFill>
+              <w14:srgbClr w14:val="000000"/>
+            </w14:solidFill>
+          </w14:textFill>
+        </w:rPr>
+        <w:t xml:space="preserve">: </w:t>
+      </w:r>
+      <w:r>
+        <w:rPr>
+          <w:rFonts w:ascii="Georgia" w:hAnsi="Georgia" w:hint="default"/>
+          <w:i w:val="1"/>
+          <w:iCs w:val="1"/>
+          <w:outline w:val="0"/>
+          <w:color w:val="000000"/>
+          <w:sz w:val="23"/>
+          <w:szCs w:val="23"/>
+          <w:u w:color="000000"/>
+          <w:rtl w:val="0"/>
+          <w:lang w:val="ru-RU"/>
+          <w14:textFill>
+            <w14:solidFill>
+              <w14:srgbClr w14:val="000000"/>
+            </w14:solidFill>
+          </w14:textFill>
+        </w:rPr>
+        <w:t>какую жёсткость щетины рекомендовать беременной — данные исследований расходятся между собой</w:t>
+      </w:r>
+      <w:r>
+        <w:rPr>
+          <w:rFonts w:ascii="Georgia" w:hAnsi="Georgia"/>
+          <w:i w:val="1"/>
+          <w:iCs w:val="1"/>
+          <w:outline w:val="0"/>
+          <w:color w:val="000000"/>
+          <w:sz w:val="23"/>
+          <w:szCs w:val="23"/>
+          <w:u w:color="000000"/>
+          <w:rtl w:val="0"/>
+          <w14:textFill>
+            <w14:solidFill>
+              <w14:srgbClr w14:val="000000"/>
+            </w14:solidFill>
+          </w14:textFill>
+        </w:rPr>
+        <w:t xml:space="preserve">, </w:t>
+      </w:r>
+      <w:r>
+        <w:rPr>
+          <w:rFonts w:ascii="Georgia" w:hAnsi="Georgia" w:hint="default"/>
+          <w:i w:val="1"/>
+          <w:iCs w:val="1"/>
+          <w:outline w:val="0"/>
+          <w:color w:val="000000"/>
+          <w:sz w:val="23"/>
+          <w:szCs w:val="23"/>
+          <w:u w:color="000000"/>
+          <w:rtl w:val="0"/>
+          <w:lang w:val="ru-RU"/>
+          <w14:textFill>
+            <w14:solidFill>
+              <w14:srgbClr w14:val="000000"/>
+            </w14:solidFill>
+          </w14:textFill>
+        </w:rPr>
+        <w:t>и ни одно из них не проводилось на беременных</w:t>
+      </w:r>
+      <w:r>
+        <w:rPr>
+          <w:rFonts w:ascii="Georgia" w:hAnsi="Georgia"/>
+          <w:i w:val="1"/>
+          <w:iCs w:val="1"/>
+          <w:outline w:val="0"/>
+          <w:color w:val="000000"/>
+          <w:sz w:val="23"/>
+          <w:szCs w:val="23"/>
+          <w:u w:color="000000"/>
+          <w:rtl w:val="0"/>
+          <w14:textFill>
+            <w14:solidFill>
+              <w14:srgbClr w14:val="000000"/>
+            </w14:solidFill>
+          </w14:textFill>
+        </w:rPr>
+        <w:t>.</w:t>
+      </w:r>
+    </w:p>
+    <w:p>
+      <w:pPr>
+        <w:pStyle w:val="Рубрика 2"/>
+      </w:pPr>
+      <w:r>
+        <w:rPr>
+          <w:rFonts w:ascii="Georgia" w:hAnsi="Georgia" w:hint="default"/>
+          <w:outline w:val="0"/>
+          <w:color w:val="000000"/>
+          <w:sz w:val="23"/>
+          <w:szCs w:val="23"/>
+          <w:u w:color="000000"/>
+          <w:rtl w:val="0"/>
+          <w:lang w:val="ru-RU"/>
+          <w14:textFill>
+            <w14:solidFill>
+              <w14:srgbClr w14:val="000000"/>
+            </w14:solidFill>
+          </w14:textFill>
+        </w:rPr>
+        <w:t xml:space="preserve">Какой бы ни была щётка, главное — снять весь налёт. До промежутков между зубами она не достаёт, их чистят нитью или ёршиками, а затвердевший камень снимает только стоматолог.</w:t>
+      </w:r>
+    </w:p>
+    <w:p>
+      <w:pPr>
+        <w:pStyle w:val="Рубрика 2"/>
+      </w:pPr>
+      <w:r>
+        <w:rPr>
           <w:b w:val="1"/>
           <w:bCs w:val="1"/>
-          <w:outline w:val="0"/>
-          <w:color w:val="000000"/>
-          <w:sz w:val="23"/>
-          <w:szCs w:val="23"/>
-          <w:u w:color="000000"/>
-          <w:rtl w:val="0"/>
-          <w14:textFill>
-            <w14:solidFill>
-              <w14:srgbClr w14:val="000000"/>
-            </w14:solidFill>
-          </w14:textFill>
-        </w:rPr>
-        <w:t xml:space="preserve">: </w:t>
-      </w:r>
+          <w:rFonts w:ascii="Georgia" w:hAnsi="Georgia" w:hint="default"/>
+          <w:outline w:val="0"/>
+          <w:color w:val="000000"/>
+          <w:sz w:val="23"/>
+          <w:szCs w:val="23"/>
+          <w:u w:color="000000"/>
+          <w:rtl w:val="0"/>
+          <w:lang w:val="ru-RU"/>
+          <w14:textFill>
+            <w14:solidFill>
+              <w14:srgbClr w14:val="000000"/>
+            </w14:solidFill>
+          </w14:textFill>
+        </w:rPr>
+        <w:t xml:space="preserve">Ирригатор.</w:t>
+      </w:r>
+      <w:r>
+        <w:rPr>
+          <w:rFonts w:ascii="Georgia" w:hAnsi="Georgia" w:hint="default"/>
+          <w:outline w:val="0"/>
+          <w:color w:val="000000"/>
+          <w:sz w:val="23"/>
+          <w:szCs w:val="23"/>
+          <w:u w:color="000000"/>
+          <w:rtl w:val="0"/>
+          <w:lang w:val="ru-RU"/>
+          <w14:textFill>
+            <w14:solidFill>
+              <w14:srgbClr w14:val="000000"/>
+            </w14:solidFill>
+          </w14:textFill>
+        </w:rPr>
+        <w:t xml:space="preserve"> Прибор, который струёй воды вымывает налёт из промежутков между зубами и из-под края десны. Пользоваться им проще, чем нитью, а при сильном рвотном рефлексе его легче переносить. Кровоточивость дёсен он немного уменьшает, особенно у тех, кто носит брекеты, но очистку промежутков между зубами не отменяет, а дополняет.</w:t>
+      </w:r>
+    </w:p>
+    <w:p>
+      <w:pPr>
+        <w:pStyle w:val="Рубрика 2"/>
+      </w:pPr>
+      <w:bookmarkEnd w:id="3"/>
       <w:r>
         <w:rPr>
           <w:rFonts w:ascii="Georgia" w:hAnsi="Georgia" w:hint="default"/>
@@ -3710,20 +3804,361 @@
           <w:szCs w:val="23"/>
           <w:u w:color="000000"/>
           <w:rtl w:val="0"/>
-          <w:lang w:val="ru-RU"/>
-          <w14:textFill>
-            <w14:solidFill>
-              <w14:srgbClr w14:val="000000"/>
-            </w14:solidFill>
-          </w14:textFill>
-        </w:rPr>
-        <w:t>ориентир — состояние дёсен</w:t>
-      </w:r>
-      <w:r>
-        <w:rPr>
-          <w:rFonts w:ascii="Georgia" w:hAnsi="Georgia"/>
-          <w:b w:val="1"/>
-          <w:bCs w:val="1"/>
+          <w14:textFill>
+            <w14:solidFill>
+              <w14:srgbClr w14:val="000000"/>
+            </w14:solidFill>
+          </w14:textFill>
+        </w:rPr>
+        <w:t xml:space="preserve">Ополаскиватели.</w:t>
+      </w:r>
+      <w:r>
+        <w:rPr>
+          <w:rFonts w:ascii="Georgia" w:hAnsi="Georgia" w:hint="default"/>
+          <w:outline w:val="0"/>
+          <w:color w:val="000000"/>
+          <w:sz w:val="23"/>
+          <w:szCs w:val="23"/>
+          <w:u w:color="000000"/>
+          <w:rtl w:val="0"/>
+          <w:lang w:val="ru-RU"/>
+          <w14:textFill>
+            <w14:solidFill>
+              <w14:srgbClr w14:val="000000"/>
+            </w14:solidFill>
+          </w14:textFill>
+        </w:rPr>
+        <w:t xml:space="preserve"> При беременности выбирают ополаскиватели без спирта: это прямая рекомендация. Ополаскиватели с фторидом или с антисептиками хлоргексидином и цетилпиридиния хлоридом допустимы. Ополаскиватель не заменяет чистку и нить, а добавляется к ним.</w:t>
+      </w:r>
+    </w:p>
+    <w:p>
+      <w:pPr>
+        <w:pStyle w:val="Рубрика 2"/>
+      </w:pPr>
+      <w:bookmarkStart w:name="Xcdba2729c0f9a3c936e1f1e3abb89e988c0a168" w:id="4"/>
+      <w:r>
+        <w:rPr>
+          <w:rFonts w:ascii="Georgia" w:hAnsi="Georgia"/>
+          <w:rtl w:val="0"/>
+        </w:rPr>
+        <w:t xml:space="preserve">6.4. </w:t>
+      </w:r>
+      <w:r>
+        <w:rPr>
+          <w:rFonts w:ascii="Georgia" w:hAnsi="Georgia" w:hint="default"/>
+          <w:rtl w:val="0"/>
+          <w:lang w:val="ru-RU"/>
+        </w:rPr>
+        <w:t>Рвота и зубная эмаль</w:t>
+      </w:r>
+      <w:r>
+        <w:rPr>
+          <w:rFonts w:ascii="Georgia" w:hAnsi="Georgia"/>
+          <w:rtl w:val="0"/>
+        </w:rPr>
+        <w:t xml:space="preserve">: </w:t>
+      </w:r>
+      <w:r>
+        <w:rPr>
+          <w:rFonts w:ascii="Georgia" w:hAnsi="Georgia" w:hint="default"/>
+          <w:rtl w:val="0"/>
+          <w:lang w:val="ru-RU"/>
+        </w:rPr>
+        <w:t>как ухаживать за зубами правильно</w:t>
+      </w:r>
+    </w:p>
+    <w:p>
+      <w:pPr>
+        <w:pStyle w:val="Рубрика 2"/>
+      </w:pPr>
+      <w:r>
+        <w:rPr>
+          <w:rFonts w:ascii="Georgia" w:hAnsi="Georgia" w:hint="default"/>
+          <w:outline w:val="0"/>
+          <w:color w:val="000000"/>
+          <w:sz w:val="23"/>
+          <w:szCs w:val="23"/>
+          <w:u w:color="000000"/>
+          <w:rtl w:val="0"/>
+          <w:lang w:val="ru-RU"/>
+          <w14:textFill>
+            <w14:solidFill>
+              <w14:srgbClr w14:val="000000"/>
+            </w14:solidFill>
+          </w14:textFill>
+        </w:rPr>
+        <w:t xml:space="preserve">После рвоты хочется сразу почистить зубы, чтобы убрать кислый привкус. Но сразу браться за щётку не нужно.</w:t>
+      </w:r>
+    </w:p>
+    <w:p>
+      <w:pPr>
+        <w:pStyle w:val="Рубрика 2"/>
+      </w:pPr>
+      <w:r>
+        <w:rPr>
+          <w:rFonts w:ascii="Georgia" w:hAnsi="Georgia" w:hint="default"/>
+          <w:outline w:val="0"/>
+          <w:color w:val="000000"/>
+          <w:sz w:val="23"/>
+          <w:szCs w:val="23"/>
+          <w:u w:color="000000"/>
+          <w:rtl w:val="0"/>
+          <w:lang w:val="ru-RU"/>
+          <w14:textFill>
+            <w14:solidFill>
+              <w14:srgbClr w14:val="000000"/>
+            </w14:solidFill>
+          </w14:textFill>
+        </w:rPr>
+        <w:t xml:space="preserve">Желудочная кислота временно размягчает поверхностный слой эмали. Щётка в этот момент может не защитить зубы, а стереть часть размягчённой эмали.</w:t>
+      </w:r>
+    </w:p>
+    <w:p>
+      <w:pPr>
+        <w:pStyle w:val="Рубрика 2"/>
+      </w:pPr>
+      <w:r>
+        <w:rPr>
+          <w:rFonts w:ascii="Georgia" w:hAnsi="Georgia" w:hint="default"/>
+          <w:outline w:val="0"/>
+          <w:color w:val="000000"/>
+          <w:sz w:val="23"/>
+          <w:szCs w:val="23"/>
+          <w:u w:color="000000"/>
+          <w:rtl w:val="0"/>
+          <w:lang w:val="ru-RU"/>
+          <w14:textFill>
+            <w14:solidFill>
+              <w14:srgbClr w14:val="000000"/>
+            </w14:solidFill>
+          </w14:textFill>
+        </w:rPr>
+        <w:t>Что делать после рвоты</w:t>
+      </w:r>
+      <w:r>
+        <w:rPr>
+          <w:rFonts w:ascii="Georgia" w:hAnsi="Georgia"/>
+          <w:outline w:val="0"/>
+          <w:color w:val="000000"/>
+          <w:sz w:val="23"/>
+          <w:szCs w:val="23"/>
+          <w:u w:color="000000"/>
+          <w:rtl w:val="0"/>
+          <w14:textFill>
+            <w14:solidFill>
+              <w14:srgbClr w14:val="000000"/>
+            </w14:solidFill>
+          </w14:textFill>
+        </w:rPr>
+        <w:t>:</w:t>
+      </w:r>
+    </w:p>
+    <w:p>
+      <w:pPr>
+        <w:pStyle w:val="Рубрика 2"/>
+        <w:numPr>
+          <w:ilvl w:val="0"/>
+          <w:numId w:val="4"/>
+        </w:numPr>
+        <w:rPr>
+          <w:sz w:val="23"/>
+          <w:szCs w:val="23"/>
+        </w:rPr>
+      </w:pPr>
+      <w:r>
+        <w:rPr>
+          <w:rFonts w:ascii="Georgia" w:hAnsi="Georgia" w:hint="default"/>
+          <w:outline w:val="0"/>
+          <w:color w:val="000000"/>
+          <w:sz w:val="23"/>
+          <w:szCs w:val="23"/>
+          <w:u w:color="000000"/>
+          <w:rtl w:val="0"/>
+          <w:lang w:val="ru-RU"/>
+          <w14:textFill>
+            <w14:solidFill>
+              <w14:srgbClr w14:val="000000"/>
+            </w14:solidFill>
+          </w14:textFill>
+        </w:rPr>
+        <w:t>Прополощите рот раствором пищевой соды — примерно чайная ложка на стакан воды</w:t>
+      </w:r>
+      <w:r>
+        <w:rPr>
+          <w:rFonts w:ascii="Georgia" w:hAnsi="Georgia"/>
+          <w:outline w:val="0"/>
+          <w:color w:val="000000"/>
+          <w:sz w:val="23"/>
+          <w:szCs w:val="23"/>
+          <w:u w:color="000000"/>
+          <w:rtl w:val="0"/>
+          <w14:textFill>
+            <w14:solidFill>
+              <w14:srgbClr w14:val="000000"/>
+            </w14:solidFill>
+          </w14:textFill>
+        </w:rPr>
+        <w:t xml:space="preserve">. </w:t>
+      </w:r>
+      <w:r>
+        <w:rPr>
+          <w:rFonts w:ascii="Georgia" w:hAnsi="Georgia" w:hint="default"/>
+          <w:outline w:val="0"/>
+          <w:color w:val="000000"/>
+          <w:sz w:val="23"/>
+          <w:szCs w:val="23"/>
+          <w:u w:color="000000"/>
+          <w:rtl w:val="0"/>
+          <w14:textFill>
+            <w14:solidFill>
+              <w14:srgbClr w14:val="000000"/>
+            </w14:solidFill>
+          </w14:textFill>
+        </w:rPr>
+        <w:t>Сода нейтрализует кислоту</w:t>
+      </w:r>
+      <w:r>
+        <w:rPr>
+          <w:rFonts w:ascii="Georgia" w:hAnsi="Georgia"/>
+          <w:outline w:val="0"/>
+          <w:color w:val="000000"/>
+          <w:sz w:val="23"/>
+          <w:szCs w:val="23"/>
+          <w:u w:color="000000"/>
+          <w:rtl w:val="0"/>
+          <w14:textFill>
+            <w14:solidFill>
+              <w14:srgbClr w14:val="000000"/>
+            </w14:solidFill>
+          </w14:textFill>
+        </w:rPr>
+        <w:t xml:space="preserve">, </w:t>
+      </w:r>
+      <w:r>
+        <w:rPr>
+          <w:rFonts w:ascii="Georgia" w:hAnsi="Georgia" w:hint="default"/>
+          <w:outline w:val="0"/>
+          <w:color w:val="000000"/>
+          <w:sz w:val="23"/>
+          <w:szCs w:val="23"/>
+          <w:u w:color="000000"/>
+          <w:rtl w:val="0"/>
+          <w:lang w:val="ru-RU"/>
+          <w14:textFill>
+            <w14:solidFill>
+              <w14:srgbClr w14:val="000000"/>
+            </w14:solidFill>
+          </w14:textFill>
+        </w:rPr>
+        <w:t>но не восстанавливает уже повреждённую эмаль</w:t>
+      </w:r>
+      <w:r>
+        <w:rPr>
+          <w:rFonts w:ascii="Georgia" w:hAnsi="Georgia"/>
+          <w:outline w:val="0"/>
+          <w:color w:val="000000"/>
+          <w:sz w:val="23"/>
+          <w:szCs w:val="23"/>
+          <w:u w:color="000000"/>
+          <w:rtl w:val="0"/>
+          <w14:textFill>
+            <w14:solidFill>
+              <w14:srgbClr w14:val="000000"/>
+            </w14:solidFill>
+          </w14:textFill>
+        </w:rPr>
+        <w:t xml:space="preserve">. </w:t>
+      </w:r>
+      <w:r>
+        <w:rPr>
+          <w:rFonts w:ascii="Georgia" w:hAnsi="Georgia" w:hint="default"/>
+          <w:outline w:val="0"/>
+          <w:color w:val="000000"/>
+          <w:sz w:val="23"/>
+          <w:szCs w:val="23"/>
+          <w:u w:color="000000"/>
+          <w:rtl w:val="0"/>
+          <w:lang w:val="ru-RU"/>
+          <w14:textFill>
+            <w14:solidFill>
+              <w14:srgbClr w14:val="000000"/>
+            </w14:solidFill>
+          </w14:textFill>
+        </w:rPr>
+        <w:t>Раствор не проглатывают</w:t>
+      </w:r>
+      <w:r>
+        <w:rPr>
+          <w:rFonts w:ascii="Georgia" w:hAnsi="Georgia"/>
+          <w:outline w:val="0"/>
+          <w:color w:val="000000"/>
+          <w:sz w:val="23"/>
+          <w:szCs w:val="23"/>
+          <w:u w:color="000000"/>
+          <w:rtl w:val="0"/>
+          <w14:textFill>
+            <w14:solidFill>
+              <w14:srgbClr w14:val="000000"/>
+            </w14:solidFill>
+          </w14:textFill>
+        </w:rPr>
+        <w:t xml:space="preserve">. </w:t>
+      </w:r>
+      <w:r>
+        <w:rPr>
+          <w:rFonts w:ascii="Georgia" w:hAnsi="Georgia" w:hint="default"/>
+          <w:outline w:val="0"/>
+          <w:color w:val="000000"/>
+          <w:sz w:val="23"/>
+          <w:szCs w:val="23"/>
+          <w:u w:color="000000"/>
+          <w:rtl w:val="0"/>
+          <w:lang w:val="ru-RU"/>
+          <w14:textFill>
+            <w14:solidFill>
+              <w14:srgbClr w14:val="000000"/>
+            </w14:solidFill>
+          </w14:textFill>
+        </w:rPr>
+        <w:t>Если соды под рукой нет</w:t>
+      </w:r>
+      <w:r>
+        <w:rPr>
+          <w:rFonts w:ascii="Georgia" w:hAnsi="Georgia"/>
+          <w:outline w:val="0"/>
+          <w:color w:val="000000"/>
+          <w:sz w:val="23"/>
+          <w:szCs w:val="23"/>
+          <w:u w:color="000000"/>
+          <w:rtl w:val="0"/>
+          <w14:textFill>
+            <w14:solidFill>
+              <w14:srgbClr w14:val="000000"/>
+            </w14:solidFill>
+          </w14:textFill>
+        </w:rPr>
+        <w:t xml:space="preserve">, </w:t>
+      </w:r>
+      <w:r>
+        <w:rPr>
+          <w:rFonts w:ascii="Georgia" w:hAnsi="Georgia" w:hint="default"/>
+          <w:outline w:val="0"/>
+          <w:color w:val="000000"/>
+          <w:sz w:val="23"/>
+          <w:szCs w:val="23"/>
+          <w:u w:color="000000"/>
+          <w:rtl w:val="0"/>
+          <w14:textFill>
+            <w14:solidFill>
+              <w14:srgbClr w14:val="000000"/>
+            </w14:solidFill>
+          </w14:textFill>
+        </w:rPr>
+        <w:t>прополощите рот простой водой</w:t>
+      </w:r>
+      <w:r>
+        <w:rPr>
+          <w:rFonts w:ascii="Georgia" w:hAnsi="Georgia"/>
           <w:outline w:val="0"/>
           <w:color w:val="000000"/>
           <w:sz w:val="23"/>
@@ -3738,163 +4173,35 @@
         </w:rPr>
         <w:t>.</w:t>
       </w:r>
-      <w:r>
-        <w:rPr>
-          <w:rFonts w:ascii="Georgia" w:hAnsi="Georgia" w:hint="default"/>
-          <w:outline w:val="0"/>
-          <w:color w:val="000000"/>
-          <w:sz w:val="23"/>
-          <w:szCs w:val="23"/>
-          <w:u w:color="000000"/>
-          <w:rtl w:val="0"/>
-          <w:lang w:val="ru-RU"/>
-          <w14:textFill>
-            <w14:solidFill>
-              <w14:srgbClr w14:val="000000"/>
-            </w14:solidFill>
-          </w14:textFill>
-        </w:rPr>
-        <w:t xml:space="preserve"> Распространено мнение</w:t>
-      </w:r>
-      <w:r>
-        <w:rPr>
-          <w:rFonts w:ascii="Georgia" w:hAnsi="Georgia"/>
-          <w:outline w:val="0"/>
-          <w:color w:val="000000"/>
-          <w:sz w:val="23"/>
-          <w:szCs w:val="23"/>
-          <w:u w:color="000000"/>
-          <w:rtl w:val="0"/>
-          <w14:textFill>
-            <w14:solidFill>
-              <w14:srgbClr w14:val="000000"/>
-            </w14:solidFill>
-          </w14:textFill>
-        </w:rPr>
-        <w:t xml:space="preserve">, </w:t>
-      </w:r>
-      <w:r>
-        <w:rPr>
-          <w:rFonts w:ascii="Georgia" w:hAnsi="Georgia" w:hint="default"/>
-          <w:outline w:val="0"/>
-          <w:color w:val="000000"/>
-          <w:sz w:val="23"/>
-          <w:szCs w:val="23"/>
-          <w:u w:color="000000"/>
-          <w:rtl w:val="0"/>
-          <w:lang w:val="ru-RU"/>
-          <w14:textFill>
-            <w14:solidFill>
-              <w14:srgbClr w14:val="000000"/>
-            </w14:solidFill>
-          </w14:textFill>
-        </w:rPr>
-        <w:t>что от мягкой щётки дёсны «изнеживаются»</w:t>
-      </w:r>
-      <w:r>
-        <w:rPr>
-          <w:rFonts w:ascii="Georgia" w:hAnsi="Georgia"/>
-          <w:outline w:val="0"/>
-          <w:color w:val="000000"/>
-          <w:sz w:val="23"/>
-          <w:szCs w:val="23"/>
-          <w:u w:color="000000"/>
-          <w:rtl w:val="0"/>
-          <w14:textFill>
-            <w14:solidFill>
-              <w14:srgbClr w14:val="000000"/>
-            </w14:solidFill>
-          </w14:textFill>
-        </w:rPr>
-        <w:t xml:space="preserve">, </w:t>
-      </w:r>
-      <w:r>
-        <w:rPr>
-          <w:rFonts w:ascii="Georgia" w:hAnsi="Georgia" w:hint="default"/>
-          <w:outline w:val="0"/>
-          <w:color w:val="000000"/>
-          <w:sz w:val="23"/>
-          <w:szCs w:val="23"/>
-          <w:u w:color="000000"/>
-          <w:rtl w:val="0"/>
-          <w:lang w:val="ru-RU"/>
-          <w14:textFill>
-            <w14:solidFill>
-              <w14:srgbClr w14:val="000000"/>
-            </w14:solidFill>
-          </w14:textFill>
-        </w:rPr>
-        <w:t>а щетина пожёстче их закаляет</w:t>
-      </w:r>
-      <w:r>
-        <w:rPr>
-          <w:rFonts w:ascii="Georgia" w:hAnsi="Georgia"/>
-          <w:outline w:val="0"/>
-          <w:color w:val="000000"/>
-          <w:sz w:val="23"/>
-          <w:szCs w:val="23"/>
-          <w:u w:color="000000"/>
-          <w:rtl w:val="0"/>
-          <w14:textFill>
-            <w14:solidFill>
-              <w14:srgbClr w14:val="000000"/>
-            </w14:solidFill>
-          </w14:textFill>
-        </w:rPr>
-        <w:t xml:space="preserve">. </w:t>
-      </w:r>
-      <w:r>
-        <w:rPr>
-          <w:rFonts w:ascii="Georgia" w:hAnsi="Georgia" w:hint="default"/>
-          <w:outline w:val="0"/>
-          <w:color w:val="000000"/>
-          <w:sz w:val="23"/>
-          <w:szCs w:val="23"/>
-          <w:u w:color="000000"/>
-          <w:rtl w:val="0"/>
-          <w:lang w:val="ru-RU"/>
-          <w14:textFill>
-            <w14:solidFill>
-              <w14:srgbClr w14:val="000000"/>
-            </w14:solidFill>
-          </w14:textFill>
-        </w:rPr>
-        <w:t>Подтверждения этому найти не удалось</w:t>
-      </w:r>
-      <w:r>
-        <w:rPr>
-          <w:rFonts w:ascii="Georgia" w:hAnsi="Georgia"/>
-          <w:outline w:val="0"/>
-          <w:color w:val="000000"/>
-          <w:sz w:val="23"/>
-          <w:szCs w:val="23"/>
-          <w:u w:color="000000"/>
-          <w:rtl w:val="0"/>
-          <w14:textFill>
-            <w14:solidFill>
-              <w14:srgbClr w14:val="000000"/>
-            </w14:solidFill>
-          </w14:textFill>
-        </w:rPr>
-        <w:t xml:space="preserve">: </w:t>
-      </w:r>
-      <w:r>
-        <w:rPr>
-          <w:rFonts w:ascii="Georgia" w:hAnsi="Georgia" w:hint="default"/>
-          <w:outline w:val="0"/>
-          <w:color w:val="000000"/>
-          <w:sz w:val="23"/>
-          <w:szCs w:val="23"/>
-          <w:u w:color="000000"/>
-          <w:rtl w:val="0"/>
-          <w:lang w:val="ru-RU"/>
-          <w14:textFill>
-            <w14:solidFill>
-              <w14:srgbClr w14:val="000000"/>
-            </w14:solidFill>
-          </w14:textFill>
-        </w:rPr>
-        <w:t>в работах о повреждении мягких тканей при чистке вопрос привыкания не рассматривается вовсе</w:t>
+    </w:p>
+    <w:p>
+      <w:pPr>
+        <w:pStyle w:val="Рубрика 2"/>
+        <w:numPr>
+          <w:ilvl w:val="0"/>
+          <w:numId w:val="4"/>
+        </w:numPr>
+        <w:rPr>
+          <w:sz w:val="23"/>
+          <w:szCs w:val="23"/>
+        </w:rPr>
+      </w:pPr>
+      <w:r>
+        <w:rPr>
+          <w:rFonts w:ascii="Georgia" w:hAnsi="Georgia" w:hint="default"/>
+          <w:outline w:val="0"/>
+          <w:color w:val="000000"/>
+          <w:sz w:val="23"/>
+          <w:szCs w:val="23"/>
+          <w:u w:color="000000"/>
+          <w:rtl w:val="0"/>
+          <w14:textFill>
+            <w14:solidFill>
+              <w14:srgbClr w14:val="000000"/>
+            </w14:solidFill>
+          </w14:textFill>
+        </w:rPr>
+        <w:t>Подождите около часа</w:t>
       </w:r>
       <w:r>
         <w:rPr>
@@ -3917,47 +4224,72 @@
     <w:p>
       <w:pPr>
         <w:pStyle w:val="Рубрика 2"/>
-      </w:pPr>
-      <w:r>
-        <w:rPr>
-          <w:rFonts w:ascii="Georgia" w:hAnsi="Georgia" w:hint="default"/>
-          <w:outline w:val="0"/>
-          <w:color w:val="000000"/>
-          <w:sz w:val="23"/>
-          <w:szCs w:val="23"/>
-          <w:u w:color="000000"/>
-          <w:rtl w:val="0"/>
-          <w:lang w:val="ru-RU"/>
-          <w14:textFill>
-            <w14:solidFill>
-              <w14:srgbClr w14:val="000000"/>
-            </w14:solidFill>
-          </w14:textFill>
-        </w:rPr>
-        <w:t xml:space="preserve">Наблюдение, на котором держится это мнение, верное, но объясняется оно иначе. Чем хуже снят налёт, тем сильнее воспаление, а воспалённая десна кровоточит от меньшего прикосновения (раздел 6.1). Если после перехода на очень мягкую щётку дёсны стали кровить сильнее, причина скорее в налёте, который она перестала снимать, а не в утраченной закалке. Тогда начинают с техники чистки и очистки промежутков между зубами.</w:t>
-      </w:r>
-    </w:p>
-    <w:p>
-      <w:pPr>
-        <w:pStyle w:val="Рубрика 2"/>
-      </w:pPr>
-      <w:r>
-        <w:rPr>
-          <w:rFonts w:ascii="Georgia" w:hAnsi="Georgia" w:hint="default"/>
-          <w:outline w:val="0"/>
-          <w:color w:val="000000"/>
-          <w:sz w:val="23"/>
-          <w:szCs w:val="23"/>
-          <w:u w:color="000000"/>
-          <w:rtl w:val="0"/>
-          <w:lang w:val="ru-RU"/>
-          <w14:textFill>
-            <w14:solidFill>
-              <w14:srgbClr w14:val="000000"/>
-            </w14:solidFill>
-          </w14:textFill>
-        </w:rPr>
-        <w:t xml:space="preserve">Данные о самой жёсткости неоднозначны: в исследованиях щётки средней жёсткости снимают налёт лучше мягких, но именно их связывают с повреждениями края десны.</w:t>
+        <w:numPr>
+          <w:ilvl w:val="0"/>
+          <w:numId w:val="4"/>
+        </w:numPr>
+        <w:rPr>
+          <w:sz w:val="23"/>
+          <w:szCs w:val="23"/>
+        </w:rPr>
+      </w:pPr>
+      <w:r>
+        <w:rPr>
+          <w:rFonts w:ascii="Georgia" w:hAnsi="Georgia" w:hint="default"/>
+          <w:outline w:val="0"/>
+          <w:color w:val="000000"/>
+          <w:sz w:val="23"/>
+          <w:szCs w:val="23"/>
+          <w:u w:color="000000"/>
+          <w:rtl w:val="0"/>
+          <w:lang w:val="ru-RU"/>
+          <w14:textFill>
+            <w14:solidFill>
+              <w14:srgbClr w14:val="000000"/>
+            </w14:solidFill>
+          </w14:textFill>
+        </w:rPr>
+        <w:t>Только после этого аккуратно почистите зубы мягкой щёткой</w:t>
+      </w:r>
+      <w:r>
+        <w:rPr>
+          <w:rFonts w:ascii="Georgia" w:hAnsi="Georgia"/>
+          <w:outline w:val="0"/>
+          <w:color w:val="000000"/>
+          <w:sz w:val="23"/>
+          <w:szCs w:val="23"/>
+          <w:u w:color="000000"/>
+          <w:rtl w:val="0"/>
+          <w14:textFill>
+            <w14:solidFill>
+              <w14:srgbClr w14:val="000000"/>
+            </w14:solidFill>
+          </w14:textFill>
+        </w:rPr>
+        <w:t>.</w:t>
+      </w:r>
+    </w:p>
+    <w:p>
+      <w:pPr>
+        <w:pStyle w:val="Рубрика 2"/>
+      </w:pPr>
+      <w:r>
+        <w:rPr>
+          <w:rFonts w:ascii="Georgia" w:hAnsi="Georgia" w:hint="default"/>
+          <w:outline w:val="0"/>
+          <w:color w:val="000000"/>
+          <w:sz w:val="23"/>
+          <w:szCs w:val="23"/>
+          <w:u w:color="000000"/>
+          <w:rtl w:val="0"/>
+          <w:lang w:val="ru-RU"/>
+          <w14:textFill>
+            <w14:solidFill>
+              <w14:srgbClr w14:val="000000"/>
+            </w14:solidFill>
+          </w14:textFill>
+        </w:rPr>
+        <w:t xml:space="preserve">При многократной рвоте чистить зубы после каждого эпизода не нужно, да и невозможно: после рвоты достаточно прополоскать рот водой или содовым раствором. Полноценно зубы чистят дважды в день, когда тошнота слабее и с последней рвоты прошёл примерно час.</w:t>
       </w:r>
     </w:p>
     <w:p>
@@ -3981,11 +4313,370 @@
             </w14:solidFill>
           </w14:textFill>
         </w:rPr>
-        <w:t>ПРОВЕРИТЬ</w:t>
-      </w:r>
-      <w:r>
-        <w:rPr>
-          <w:rFonts w:ascii="Georgia" w:hAnsi="Georgia"/>
+        <w:t xml:space="preserve">ИСТОЧНИК: Martin K., Legg R., British Dental Journal, 2026: «Rinse mouth with water or alcohol-free mouthwash after vomiting»; «Do not brush teeth within one hour of vomiting»; «Brushing teeth twice daily… timing of brushing can be altered to suit symptoms». Раствор соды — по AAPD.</w:t>
+      </w:r>
+    </w:p>
+    <w:p>
+      <w:pPr>
+        <w:pStyle w:val="Рубрика 2"/>
+      </w:pPr>
+      <w:r>
+        <w:rPr>
+          <w:rFonts w:ascii="Georgia" w:hAnsi="Georgia" w:hint="default"/>
+          <w:outline w:val="0"/>
+          <w:color w:val="000000"/>
+          <w:sz w:val="23"/>
+          <w:szCs w:val="23"/>
+          <w:u w:color="000000"/>
+          <w:rtl w:val="0"/>
+          <w:lang w:val="ru-RU"/>
+          <w14:textFill>
+            <w14:solidFill>
+              <w14:srgbClr w14:val="000000"/>
+            </w14:solidFill>
+          </w14:textFill>
+        </w:rPr>
+        <w:t xml:space="preserve">Если рвота настолько частая, что мешает есть и пить, это уже не вопрос ухода за зубами: подробнее — в Теме 1, раздел 1.4, подразделы «Тошнота и рвота: коррекция рациона и границы безопасности» и «Шкала PUQE-24 и тревожные признаки». Когда при рвоте нужна срочная помощь, сказано в Разделе 0, строка «Тошнота, рвота».</w:t>
+      </w:r>
+    </w:p>
+    <w:p>
+      <w:pPr>
+        <w:pStyle w:val="Рубрика 2"/>
+      </w:pPr>
+      <w:r>
+        <w:rPr>
+          <w:rFonts w:ascii="Georgia" w:hAnsi="Georgia" w:hint="default"/>
+          <w:outline w:val="0"/>
+          <w:color w:val="000000"/>
+          <w:sz w:val="23"/>
+          <w:szCs w:val="23"/>
+          <w:u w:color="000000"/>
+          <w:rtl w:val="0"/>
+          <w:lang w:val="ru-RU"/>
+          <w14:textFill>
+            <w14:solidFill>
+              <w14:srgbClr w14:val="000000"/>
+            </w14:solidFill>
+          </w14:textFill>
+        </w:rPr>
+        <w:t>Если рвота повторяется регулярно</w:t>
+      </w:r>
+      <w:r>
+        <w:rPr>
+          <w:rFonts w:ascii="Georgia" w:hAnsi="Georgia"/>
+          <w:outline w:val="0"/>
+          <w:color w:val="000000"/>
+          <w:sz w:val="23"/>
+          <w:szCs w:val="23"/>
+          <w:u w:color="000000"/>
+          <w:rtl w:val="0"/>
+          <w14:textFill>
+            <w14:solidFill>
+              <w14:srgbClr w14:val="000000"/>
+            </w14:solidFill>
+          </w14:textFill>
+        </w:rPr>
+        <w:t xml:space="preserve">, </w:t>
+      </w:r>
+      <w:r>
+        <w:rPr>
+          <w:rFonts w:ascii="Georgia" w:hAnsi="Georgia" w:hint="default"/>
+          <w:outline w:val="0"/>
+          <w:color w:val="000000"/>
+          <w:sz w:val="23"/>
+          <w:szCs w:val="23"/>
+          <w:u w:color="000000"/>
+          <w:rtl w:val="0"/>
+          <w:lang w:val="ru-RU"/>
+          <w14:textFill>
+            <w14:solidFill>
+              <w14:srgbClr w14:val="000000"/>
+            </w14:solidFill>
+          </w14:textFill>
+        </w:rPr>
+        <w:t>а зубы начали резко реагировать на холодное или горячее</w:t>
+      </w:r>
+      <w:r>
+        <w:rPr>
+          <w:rFonts w:ascii="Georgia" w:hAnsi="Georgia"/>
+          <w:outline w:val="0"/>
+          <w:color w:val="000000"/>
+          <w:sz w:val="23"/>
+          <w:szCs w:val="23"/>
+          <w:u w:color="000000"/>
+          <w:rtl w:val="0"/>
+          <w14:textFill>
+            <w14:solidFill>
+              <w14:srgbClr w14:val="000000"/>
+            </w14:solidFill>
+          </w14:textFill>
+        </w:rPr>
+        <w:t xml:space="preserve">, </w:t>
+      </w:r>
+      <w:r>
+        <w:rPr>
+          <w:rFonts w:ascii="Georgia" w:hAnsi="Georgia" w:hint="default"/>
+          <w:outline w:val="0"/>
+          <w:color w:val="000000"/>
+          <w:sz w:val="23"/>
+          <w:szCs w:val="23"/>
+          <w:u w:color="000000"/>
+          <w:rtl w:val="0"/>
+          <w:lang w:val="ru-RU"/>
+          <w14:textFill>
+            <w14:solidFill>
+              <w14:srgbClr w14:val="000000"/>
+            </w14:solidFill>
+          </w14:textFill>
+        </w:rPr>
+        <w:t>сообщите об этом стоматологу</w:t>
+      </w:r>
+      <w:r>
+        <w:rPr>
+          <w:rFonts w:ascii="Georgia" w:hAnsi="Georgia"/>
+          <w:outline w:val="0"/>
+          <w:color w:val="000000"/>
+          <w:sz w:val="23"/>
+          <w:szCs w:val="23"/>
+          <w:u w:color="000000"/>
+          <w:rtl w:val="0"/>
+          <w14:textFill>
+            <w14:solidFill>
+              <w14:srgbClr w14:val="000000"/>
+            </w14:solidFill>
+          </w14:textFill>
+        </w:rPr>
+        <w:t xml:space="preserve">. </w:t>
+      </w:r>
+      <w:r>
+        <w:rPr>
+          <w:rFonts w:ascii="Georgia" w:hAnsi="Georgia" w:hint="default"/>
+          <w:outline w:val="0"/>
+          <w:color w:val="000000"/>
+          <w:sz w:val="23"/>
+          <w:szCs w:val="23"/>
+          <w:u w:color="000000"/>
+          <w:rtl w:val="0"/>
+          <w:lang w:val="ru-RU"/>
+          <w14:textFill>
+            <w14:solidFill>
+              <w14:srgbClr w14:val="000000"/>
+            </w14:solidFill>
+          </w14:textFill>
+        </w:rPr>
+        <w:t>Врач оценит состояние эмали и подберёт средства</w:t>
+      </w:r>
+      <w:r>
+        <w:rPr>
+          <w:rFonts w:ascii="Georgia" w:hAnsi="Georgia"/>
+          <w:outline w:val="0"/>
+          <w:color w:val="000000"/>
+          <w:sz w:val="23"/>
+          <w:szCs w:val="23"/>
+          <w:u w:color="000000"/>
+          <w:rtl w:val="0"/>
+          <w14:textFill>
+            <w14:solidFill>
+              <w14:srgbClr w14:val="000000"/>
+            </w14:solidFill>
+          </w14:textFill>
+        </w:rPr>
+        <w:t xml:space="preserve">, </w:t>
+      </w:r>
+      <w:r>
+        <w:rPr>
+          <w:rFonts w:ascii="Georgia" w:hAnsi="Georgia" w:hint="default"/>
+          <w:outline w:val="0"/>
+          <w:color w:val="000000"/>
+          <w:sz w:val="23"/>
+          <w:szCs w:val="23"/>
+          <w:u w:color="000000"/>
+          <w:rtl w:val="0"/>
+          <w:lang w:val="ru-RU"/>
+          <w14:textFill>
+            <w14:solidFill>
+              <w14:srgbClr w14:val="000000"/>
+            </w14:solidFill>
+          </w14:textFill>
+        </w:rPr>
+        <w:t>которые уменьшают чувствительность зубов</w:t>
+      </w:r>
+      <w:r>
+        <w:rPr>
+          <w:rFonts w:ascii="Georgia" w:hAnsi="Georgia"/>
+          <w:outline w:val="0"/>
+          <w:color w:val="000000"/>
+          <w:sz w:val="23"/>
+          <w:szCs w:val="23"/>
+          <w:u w:color="000000"/>
+          <w:rtl w:val="0"/>
+          <w14:textFill>
+            <w14:solidFill>
+              <w14:srgbClr w14:val="000000"/>
+            </w14:solidFill>
+          </w14:textFill>
+        </w:rPr>
+        <w:t>.</w:t>
+      </w:r>
+      <w:bookmarkEnd w:id="4"/>
+    </w:p>
+    <w:p>
+      <w:pPr>
+        <w:pStyle w:val="Рубрика 2"/>
+      </w:pPr>
+      <w:bookmarkStart w:name="X91a9fb96d15481e10edfbdb19d060c4d34b9bd2" w:id="5"/>
+      <w:r>
+        <w:rPr>
+          <w:rFonts w:ascii="Georgia" w:hAnsi="Georgia"/>
+          <w:rtl w:val="0"/>
+        </w:rPr>
+        <w:t xml:space="preserve">6.5. </w:t>
+      </w:r>
+      <w:r>
+        <w:rPr>
+          <w:rFonts w:ascii="Georgia" w:hAnsi="Georgia" w:hint="default"/>
+          <w:rtl w:val="0"/>
+          <w:lang w:val="ru-RU"/>
+        </w:rPr>
+        <w:t>Лечение зубов во время беременности</w:t>
+      </w:r>
+      <w:r>
+        <w:rPr>
+          <w:rFonts w:ascii="Georgia" w:hAnsi="Georgia"/>
+          <w:rtl w:val="0"/>
+        </w:rPr>
+        <w:t xml:space="preserve">: </w:t>
+      </w:r>
+      <w:r>
+        <w:rPr>
+          <w:rFonts w:ascii="Georgia" w:hAnsi="Georgia" w:hint="default"/>
+          <w:rtl w:val="0"/>
+          <w:lang w:val="ru-RU"/>
+        </w:rPr>
+        <w:t>что можно и когда</w:t>
+      </w:r>
+    </w:p>
+    <w:p>
+      <w:pPr>
+        <w:pStyle w:val="Рубрика 2"/>
+      </w:pPr>
+      <w:r>
+        <w:rPr>
+          <w:rFonts w:ascii="Georgia" w:hAnsi="Georgia" w:hint="default"/>
+          <w:outline w:val="0"/>
+          <w:color w:val="000000"/>
+          <w:sz w:val="23"/>
+          <w:szCs w:val="23"/>
+          <w:u w:color="000000"/>
+          <w:rtl w:val="0"/>
+          <w14:textFill>
+            <w14:solidFill>
+              <w14:srgbClr w14:val="000000"/>
+            </w14:solidFill>
+          </w14:textFill>
+        </w:rPr>
+        <w:t xml:space="preserve">Зуб ноет уже несколько дней, но визит к стоматологу откладывается: вдруг лечение, анестезия или снимок навредят ребёнку, и проще перетерпеть до родов, чем рисковать. Это одна из самых устойчивых и самых необоснованных тревог, связанных с зубами при беременности.</w:t>
+      </w:r>
+    </w:p>
+    <w:p>
+      <w:pPr>
+        <w:pStyle w:val="Рубрика 2"/>
+      </w:pPr>
+      <w:r>
+        <w:rPr>
+          <w:rFonts w:ascii="Georgia" w:hAnsi="Georgia" w:hint="default"/>
+          <w:outline w:val="0"/>
+          <w:color w:val="000000"/>
+          <w:sz w:val="23"/>
+          <w:szCs w:val="23"/>
+          <w:u w:color="000000"/>
+          <w:rtl w:val="0"/>
+          <w:lang w:val="ru-RU"/>
+          <w14:textFill>
+            <w14:solidFill>
+              <w14:srgbClr w14:val="000000"/>
+            </w14:solidFill>
+          </w14:textFill>
+        </w:rPr>
+        <w:t xml:space="preserve">Необходимое стоматологическое лечение можно проводить на любом сроке беременности: профилактику, диагностику, пломбирование, лечение корневых каналов (когда воспаление дошло до нерва зуба), удаление зуба. Помощь при боли, отёке или выраженном воспалении не откладывают: проблема, скорее всего, усилится, и лечить её станет сложнее.</w:t>
+      </w:r>
+    </w:p>
+    <w:p>
+      <w:pPr>
+        <w:pStyle w:val="Рубрика 2"/>
+      </w:pPr>
+      <w:r>
+        <w:rPr>
+          <w:rFonts w:ascii="Georgia" w:hAnsi="Georgia" w:hint="default"/>
+          <w:outline w:val="0"/>
+          <w:color w:val="000000"/>
+          <w:sz w:val="23"/>
+          <w:szCs w:val="23"/>
+          <w:u w:color="000000"/>
+          <w:rtl w:val="0"/>
+          <w:lang w:val="en-US"/>
+          <w14:textFill>
+            <w14:solidFill>
+              <w14:srgbClr w14:val="000000"/>
+            </w14:solidFill>
+          </w14:textFill>
+        </w:rPr>
+        <w:t xml:space="preserve">Для планового лечения рекомендуемое время — второй триместр, с 13-й по 28-ю неделю. Не потому, что в другие сроки лечение опаснее, а потому, что в это время процедуру легче перенести: тошнота у большинства уже позади, а лежать в кресле ещё не тяжело. Кроме того, зуб, пролеченный во втором триместре, с меньшей вероятностью воспалится в третьем, когда любое вмешательство переносится хуже.</w:t>
+      </w:r>
+    </w:p>
+    <w:p>
+      <w:pPr>
+        <w:pStyle w:val="Рубрика 2"/>
+      </w:pPr>
+      <w:r>
+        <w:rPr>
+          <w:rFonts w:ascii="Georgia" w:hAnsi="Georgia" w:hint="default"/>
+          <w:outline w:val="0"/>
+          <w:color w:val="000000"/>
+          <w:sz w:val="23"/>
+          <w:szCs w:val="23"/>
+          <w:u w:color="000000"/>
+          <w:rtl w:val="0"/>
+          <w:lang w:val="ru-RU"/>
+          <w14:textFill>
+            <w14:solidFill>
+              <w14:srgbClr w14:val="000000"/>
+            </w14:solidFill>
+          </w14:textFill>
+        </w:rPr>
+        <w:t xml:space="preserve">Плановое лечение, выпавшее на третий триместр, обычно переносят на время после родов. Причины две: риск спровоцировать преждевременные роды и то, что на этом сроке тяжело долго лежать на спине. Кроме того, на поздних сроках желудок опорожняется медленнее, поэтому беременную считают пациенткой «с полным желудком» и учитывают риск аспирации, то есть попадания содержимого желудка в дыхательные пути. Всё это касается только планового лечения: при боли или инфекции помощь оказывают сразу, на любом сроке.</w:t>
+      </w:r>
+    </w:p>
+    <w:p>
+      <w:pPr>
+        <w:pStyle w:val="Рубрика 2"/>
+      </w:pPr>
+      <w:r>
+        <w:rPr>
+          <w:rFonts w:ascii="Georgia" w:hAnsi="Georgia" w:hint="default"/>
+          <w:outline w:val="0"/>
+          <w:color w:val="000000"/>
+          <w:sz w:val="23"/>
+          <w:szCs w:val="23"/>
+          <w:u w:color="000000"/>
+          <w:rtl w:val="0"/>
+          <w:lang w:val="ru-RU"/>
+          <w14:textFill>
+            <w14:solidFill>
+              <w14:srgbClr w14:val="000000"/>
+            </w14:solidFill>
+          </w14:textFill>
+        </w:rPr>
+        <w:t xml:space="preserve">Об амальгаме — серебристой пломбе, содержащей ртуть, — рекомендации при беременности расходятся. Если стоматолог предлагает амальгаму, спросите, есть ли в вашем случае альтернатива. Композитных пломб это не касается.</w:t>
+      </w:r>
+    </w:p>
+    <w:p>
+      <w:pPr>
+        <w:pStyle w:val="Рубрика 2"/>
+      </w:pPr>
+      <w:r>
+        <w:rPr>
+          <w:rFonts w:ascii="Georgia" w:hAnsi="Georgia" w:hint="default"/>
           <w:i w:val="1"/>
           <w:iCs w:val="1"/>
           <w:outline w:val="0"/>
@@ -4000,11 +4691,11 @@
             </w14:solidFill>
           </w14:textFill>
         </w:rPr>
-        <w:t xml:space="preserve">: </w:t>
-      </w:r>
-      <w:r>
-        <w:rPr>
-          <w:rFonts w:ascii="Georgia" w:hAnsi="Georgia" w:hint="default"/>
+        <w:t>ПРОВЕРИТЬ</w:t>
+      </w:r>
+      <w:r>
+        <w:rPr>
+          <w:rFonts w:ascii="Georgia" w:hAnsi="Georgia"/>
           <w:i w:val="1"/>
           <w:iCs w:val="1"/>
           <w:outline w:val="0"/>
@@ -4013,18 +4704,17 @@
           <w:szCs w:val="23"/>
           <w:u w:color="000000"/>
           <w:rtl w:val="0"/>
-          <w:lang w:val="ru-RU"/>
-          <w14:textFill>
-            <w14:solidFill>
-              <w14:srgbClr w14:val="000000"/>
-            </w14:solidFill>
-          </w14:textFill>
-        </w:rPr>
-        <w:t>какую жёсткость щетины рекомендовать беременной — данные исследований расходятся между собой</w:t>
-      </w:r>
-      <w:r>
-        <w:rPr>
-          <w:rFonts w:ascii="Georgia" w:hAnsi="Georgia"/>
+          <w14:textFill>
+            <w14:solidFill>
+              <w14:srgbClr w14:val="000000"/>
+            </w14:solidFill>
+          </w14:textFill>
+        </w:rPr>
+        <w:t xml:space="preserve">: </w:t>
+      </w:r>
+      <w:r>
+        <w:rPr>
+          <w:rFonts w:ascii="Georgia" w:hAnsi="Georgia" w:hint="default"/>
           <w:i w:val="1"/>
           <w:iCs w:val="1"/>
           <w:outline w:val="0"/>
@@ -4033,17 +4723,18 @@
           <w:szCs w:val="23"/>
           <w:u w:color="000000"/>
           <w:rtl w:val="0"/>
-          <w14:textFill>
-            <w14:solidFill>
-              <w14:srgbClr w14:val="000000"/>
-            </w14:solidFill>
-          </w14:textFill>
-        </w:rPr>
-        <w:t xml:space="preserve">, </w:t>
-      </w:r>
-      <w:r>
-        <w:rPr>
-          <w:rFonts w:ascii="Georgia" w:hAnsi="Georgia" w:hint="default"/>
+          <w:lang w:val="ru-RU"/>
+          <w14:textFill>
+            <w14:solidFill>
+              <w14:srgbClr w14:val="000000"/>
+            </w14:solidFill>
+          </w14:textFill>
+        </w:rPr>
+        <w:t>ставить ли амальгаму при беременности — рекомендации расходятся</w:t>
+      </w:r>
+      <w:r>
+        <w:rPr>
+          <w:rFonts w:ascii="Georgia" w:hAnsi="Georgia"/>
           <w:i w:val="1"/>
           <w:iCs w:val="1"/>
           <w:outline w:val="0"/>
@@ -4052,18 +4743,17 @@
           <w:szCs w:val="23"/>
           <w:u w:color="000000"/>
           <w:rtl w:val="0"/>
-          <w:lang w:val="ru-RU"/>
-          <w14:textFill>
-            <w14:solidFill>
-              <w14:srgbClr w14:val="000000"/>
-            </w14:solidFill>
-          </w14:textFill>
-        </w:rPr>
-        <w:t>и ни одно из них не проводилось на беременных</w:t>
-      </w:r>
-      <w:r>
-        <w:rPr>
-          <w:rFonts w:ascii="Georgia" w:hAnsi="Georgia"/>
+          <w14:textFill>
+            <w14:solidFill>
+              <w14:srgbClr w14:val="000000"/>
+            </w14:solidFill>
+          </w14:textFill>
+        </w:rPr>
+        <w:t xml:space="preserve">: </w:t>
+      </w:r>
+      <w:r>
+        <w:rPr>
+          <w:rFonts w:ascii="Georgia" w:hAnsi="Georgia" w:hint="default"/>
           <w:i w:val="1"/>
           <w:iCs w:val="1"/>
           <w:outline w:val="0"/>
@@ -4072,6 +4762,65 @@
           <w:szCs w:val="23"/>
           <w:u w:color="000000"/>
           <w:rtl w:val="0"/>
+          <w:lang w:val="ru-RU"/>
+          <w14:textFill>
+            <w14:solidFill>
+              <w14:srgbClr w14:val="000000"/>
+            </w14:solidFill>
+          </w14:textFill>
+        </w:rPr>
+        <w:t>одни советуют по возможности избегать</w:t>
+      </w:r>
+      <w:r>
+        <w:rPr>
+          <w:rFonts w:ascii="Georgia" w:hAnsi="Georgia"/>
+          <w:i w:val="1"/>
+          <w:iCs w:val="1"/>
+          <w:outline w:val="0"/>
+          <w:color w:val="000000"/>
+          <w:sz w:val="23"/>
+          <w:szCs w:val="23"/>
+          <w:u w:color="000000"/>
+          <w:rtl w:val="0"/>
+          <w14:textFill>
+            <w14:solidFill>
+              <w14:srgbClr w14:val="000000"/>
+            </w14:solidFill>
+          </w14:textFill>
+        </w:rPr>
+        <w:t xml:space="preserve">, </w:t>
+      </w:r>
+      <w:r>
+        <w:rPr>
+          <w:rFonts w:ascii="Georgia" w:hAnsi="Georgia" w:hint="default"/>
+          <w:i w:val="1"/>
+          <w:iCs w:val="1"/>
+          <w:outline w:val="0"/>
+          <w:color w:val="000000"/>
+          <w:sz w:val="23"/>
+          <w:szCs w:val="23"/>
+          <w:u w:color="000000"/>
+          <w:rtl w:val="0"/>
+          <w:lang w:val="ru-RU"/>
+          <w14:textFill>
+            <w14:solidFill>
+              <w14:srgbClr w14:val="000000"/>
+            </w14:solidFill>
+          </w14:textFill>
+        </w:rPr>
+        <w:t>другие считают её безопасной</w:t>
+      </w:r>
+      <w:r>
+        <w:rPr>
+          <w:rFonts w:ascii="Georgia" w:hAnsi="Georgia"/>
+          <w:i w:val="1"/>
+          <w:iCs w:val="1"/>
+          <w:outline w:val="0"/>
+          <w:color w:val="000000"/>
+          <w:sz w:val="23"/>
+          <w:szCs w:val="23"/>
+          <w:u w:color="000000"/>
+          <w:rtl w:val="0"/>
           <w14:textFill>
             <w14:solidFill>
               <w14:srgbClr w14:val="000000"/>
@@ -4101,59 +4850,100 @@
             </w14:solidFill>
           </w14:textFill>
         </w:rPr>
-        <w:t>Поэтому ориентир зависит от того</w:t>
-      </w:r>
-      <w:r>
-        <w:rPr>
-          <w:rFonts w:ascii="Georgia" w:hAnsi="Georgia"/>
-          <w:outline w:val="0"/>
-          <w:color w:val="000000"/>
-          <w:sz w:val="23"/>
-          <w:szCs w:val="23"/>
-          <w:u w:color="000000"/>
-          <w:rtl w:val="0"/>
-          <w14:textFill>
-            <w14:solidFill>
-              <w14:srgbClr w14:val="000000"/>
-            </w14:solidFill>
-          </w14:textFill>
-        </w:rPr>
-        <w:t xml:space="preserve">, </w:t>
-      </w:r>
-      <w:r>
-        <w:rPr>
-          <w:rFonts w:ascii="Georgia" w:hAnsi="Georgia" w:hint="default"/>
-          <w:outline w:val="0"/>
-          <w:color w:val="000000"/>
-          <w:sz w:val="23"/>
-          <w:szCs w:val="23"/>
-          <w:u w:color="000000"/>
-          <w:rtl w:val="0"/>
-          <w:lang w:val="ru-RU"/>
-          <w14:textFill>
-            <w14:solidFill>
-              <w14:srgbClr w14:val="000000"/>
-            </w14:solidFill>
-          </w14:textFill>
-        </w:rPr>
-        <w:t>в каком состоянии дёсны сейчас</w:t>
-      </w:r>
-      <w:r>
-        <w:rPr>
-          <w:rFonts w:ascii="Georgia" w:hAnsi="Georgia"/>
-          <w:outline w:val="0"/>
-          <w:color w:val="000000"/>
-          <w:sz w:val="23"/>
-          <w:szCs w:val="23"/>
-          <w:u w:color="000000"/>
-          <w:rtl w:val="0"/>
-          <w14:textFill>
-            <w14:solidFill>
-              <w14:srgbClr w14:val="000000"/>
-            </w14:solidFill>
-          </w14:textFill>
-        </w:rPr>
-        <w:t>:</w:t>
+        <w:t xml:space="preserve">Отбеливание зубов рекомендуют отложить: у него есть известные побочные эффекты (чувствительность зубов и раздражение тканей), а у беременных оно не изучалось. Тот же принцип действует и для остальных необязательных вмешательств: всё, что не требуется по медицинским показаниям, разумно перенести на время после родов.</w:t>
+      </w:r>
+    </w:p>
+    <w:p>
+      <w:pPr>
+        <w:pStyle w:val="Рубрика 2"/>
+      </w:pPr>
+      <w:r>
+        <w:rPr>
+          <w:rFonts w:ascii="Georgia" w:hAnsi="Georgia" w:hint="default"/>
+          <w:outline w:val="0"/>
+          <w:color w:val="000000"/>
+          <w:sz w:val="23"/>
+          <w:szCs w:val="23"/>
+          <w:u w:color="000000"/>
+          <w:rtl w:val="0"/>
+          <w:lang w:val="ru-RU"/>
+          <w14:textFill>
+            <w14:solidFill>
+              <w14:srgbClr w14:val="000000"/>
+            </w14:solidFill>
+          </w14:textFill>
+        </w:rPr>
+        <w:t xml:space="preserve">Это относится и к началу ортодонтического лечения (исправления прикуса брекетами или капами), и к имплантации. Сами по себе они не запрещены, но это плановые вмешательства, растянутые на месяцы, и начинать их именно сейчас обычно нет причин.</w:t>
+      </w:r>
+    </w:p>
+    <w:p>
+      <w:pPr>
+        <w:pStyle w:val="Рубрика 2"/>
+      </w:pPr>
+      <w:r>
+        <w:rPr>
+          <w:rFonts w:ascii="Georgia" w:hAnsi="Georgia" w:hint="default"/>
+          <w:outline w:val="0"/>
+          <w:color w:val="000000"/>
+          <w:sz w:val="23"/>
+          <w:szCs w:val="23"/>
+          <w:u w:color="000000"/>
+          <w:rtl w:val="0"/>
+          <w:lang w:val="ru-RU"/>
+          <w14:textFill>
+            <w14:solidFill>
+              <w14:srgbClr w14:val="000000"/>
+            </w14:solidFill>
+          </w14:textFill>
+        </w:rPr>
+        <w:t xml:space="preserve">Если брекеты уже стоят и дёсны здоровы, снимать их из-за беременности не требуется. Но если дёсны воспалены, появились десневые карманы и держать зубы в чистоте не получается, ортодонт может предложить прервать лечение и снять брекеты, пока дёсны не восстановятся после родов. По той же причине при воспалённых дёснах начинать ортодонтическое лечение разумнее после беременности. Ухаживать за зубами с брекетами сложнее, и ирригатор здесь особенно уместен (раздел 6.3).</w:t>
+      </w:r>
+    </w:p>
+    <w:p>
+      <w:pPr>
+        <w:pStyle w:val="Рубрика 2"/>
+      </w:pPr>
+      <w:r>
+        <w:rPr>
+          <w:rFonts w:ascii="Georgia" w:hAnsi="Georgia" w:hint="default"/>
+          <w:i w:val="1"/>
+          <w:iCs w:val="1"/>
+          <w:outline w:val="0"/>
+          <w:color w:val="000000"/>
+          <w:sz w:val="23"/>
+          <w:szCs w:val="23"/>
+          <w:u w:color="000000"/>
+          <w:rtl w:val="0"/>
+          <w14:textFill>
+            <w14:solidFill>
+              <w14:srgbClr w14:val="000000"/>
+            </w14:solidFill>
+          </w14:textFill>
+        </w:rPr>
+        <w:t xml:space="preserve">ИСТОЧНИК: абзац приведён к источнику 24.09.2026 — Zhao Y. et al., Reproductive Biology and Endocrinology, 2024: «…more sensible to postpone orthodontic treatment until after pregnancy… it is recommended to terminate the treatment early and remove fixed appliances until the periodontal condition improves post-delivery». Прежняя фраза «оснований снимать их… нет» с источником расходилась. Об имплантации профильного источника нет: фраза держится на общем принципе AAPD о переносе необязательных вмешательств.</w:t>
+      </w:r>
+    </w:p>
+    <w:p>
+      <w:pPr>
+        <w:pStyle w:val="Рубрика 2"/>
+      </w:pPr>
+      <w:r>
+        <w:rPr>
+          <w:rFonts w:ascii="Georgia" w:hAnsi="Georgia" w:hint="default"/>
+          <w:outline w:val="0"/>
+          <w:color w:val="000000"/>
+          <w:sz w:val="23"/>
+          <w:szCs w:val="23"/>
+          <w:u w:color="000000"/>
+          <w:rtl w:val="0"/>
+          <w:lang w:val="ru-RU"/>
+          <w14:textFill>
+            <w14:solidFill>
+              <w14:srgbClr w14:val="000000"/>
+            </w14:solidFill>
+          </w14:textFill>
+        </w:rPr>
+        <w:t xml:space="preserve">Что сообщить стоматологу перед приёмом:</w:t>
       </w:r>
     </w:p>
     <w:p>
@@ -4171,256 +4961,37 @@
       <w:r>
         <w:rPr>
           <w:rFonts w:ascii="Georgia" w:hAnsi="Georgia" w:hint="default"/>
-          <w:b w:val="1"/>
-          <w:bCs w:val="1"/>
-          <w:outline w:val="0"/>
-          <w:color w:val="000000"/>
-          <w:sz w:val="23"/>
-          <w:szCs w:val="23"/>
-          <w:u w:color="000000"/>
-          <w:rtl w:val="0"/>
-          <w:lang w:val="ru-RU"/>
-          <w14:textFill>
-            <w14:solidFill>
-              <w14:srgbClr w14:val="000000"/>
-            </w14:solidFill>
-          </w14:textFill>
-        </w:rPr>
-        <w:t>Дёсны воспалены</w:t>
-      </w:r>
-      <w:r>
-        <w:rPr>
-          <w:rFonts w:ascii="Georgia" w:hAnsi="Georgia"/>
-          <w:b w:val="1"/>
-          <w:bCs w:val="1"/>
-          <w:outline w:val="0"/>
-          <w:color w:val="000000"/>
-          <w:sz w:val="23"/>
-          <w:szCs w:val="23"/>
-          <w:u w:color="000000"/>
-          <w:rtl w:val="0"/>
-          <w14:textFill>
-            <w14:solidFill>
-              <w14:srgbClr w14:val="000000"/>
-            </w14:solidFill>
-          </w14:textFill>
-        </w:rPr>
-        <w:t xml:space="preserve">, </w:t>
-      </w:r>
-      <w:r>
-        <w:rPr>
-          <w:rFonts w:ascii="Georgia" w:hAnsi="Georgia" w:hint="default"/>
-          <w:b w:val="1"/>
-          <w:bCs w:val="1"/>
-          <w:outline w:val="0"/>
-          <w:color w:val="000000"/>
-          <w:sz w:val="23"/>
-          <w:szCs w:val="23"/>
-          <w:u w:color="000000"/>
-          <w:rtl w:val="0"/>
-          <w:lang w:val="ru-RU"/>
-          <w14:textFill>
-            <w14:solidFill>
-              <w14:srgbClr w14:val="000000"/>
-            </w14:solidFill>
-          </w14:textFill>
-        </w:rPr>
-        <w:t>отекают</w:t>
-      </w:r>
-      <w:r>
-        <w:rPr>
-          <w:rFonts w:ascii="Georgia" w:hAnsi="Georgia"/>
-          <w:b w:val="1"/>
-          <w:bCs w:val="1"/>
-          <w:outline w:val="0"/>
-          <w:color w:val="000000"/>
-          <w:sz w:val="23"/>
-          <w:szCs w:val="23"/>
-          <w:u w:color="000000"/>
-          <w:rtl w:val="0"/>
-          <w14:textFill>
-            <w14:solidFill>
-              <w14:srgbClr w14:val="000000"/>
-            </w14:solidFill>
-          </w14:textFill>
-        </w:rPr>
-        <w:t xml:space="preserve">, </w:t>
-      </w:r>
-      <w:r>
-        <w:rPr>
-          <w:rFonts w:ascii="Georgia" w:hAnsi="Georgia" w:hint="default"/>
-          <w:b w:val="1"/>
-          <w:bCs w:val="1"/>
-          <w:outline w:val="0"/>
-          <w:color w:val="000000"/>
-          <w:sz w:val="23"/>
-          <w:szCs w:val="23"/>
-          <w:u w:color="000000"/>
-          <w:rtl w:val="0"/>
-          <w14:textFill>
-            <w14:solidFill>
-              <w14:srgbClr w14:val="000000"/>
-            </w14:solidFill>
-          </w14:textFill>
-        </w:rPr>
-        <w:t>кровоточат при чистке</w:t>
-      </w:r>
-      <w:r>
-        <w:rPr>
-          <w:rFonts w:ascii="Georgia" w:hAnsi="Georgia"/>
-          <w:outline w:val="0"/>
-          <w:color w:val="000000"/>
-          <w:sz w:val="23"/>
-          <w:szCs w:val="23"/>
-          <w:u w:color="000000"/>
-          <w:rtl w:val="0"/>
-          <w14:textFill>
-            <w14:solidFill>
-              <w14:srgbClr w14:val="000000"/>
-            </w14:solidFill>
-          </w14:textFill>
-        </w:rPr>
-        <w:t xml:space="preserve"> (</w:t>
-      </w:r>
-      <w:r>
-        <w:rPr>
-          <w:rFonts w:ascii="Georgia" w:hAnsi="Georgia" w:hint="default"/>
-          <w:outline w:val="0"/>
-          <w:color w:val="000000"/>
-          <w:sz w:val="23"/>
-          <w:szCs w:val="23"/>
-          <w:u w:color="000000"/>
-          <w:rtl w:val="0"/>
-          <w:lang w:val="ru-RU"/>
-          <w14:textFill>
-            <w14:solidFill>
-              <w14:srgbClr w14:val="000000"/>
-            </w14:solidFill>
-          </w14:textFill>
-        </w:rPr>
-        <w:t>для беременности это типичное состояние</w:t>
-      </w:r>
-      <w:r>
-        <w:rPr>
-          <w:rFonts w:ascii="Georgia" w:hAnsi="Georgia"/>
-          <w:outline w:val="0"/>
-          <w:color w:val="000000"/>
-          <w:sz w:val="23"/>
-          <w:szCs w:val="23"/>
-          <w:u w:color="000000"/>
-          <w:rtl w:val="0"/>
-          <w14:textFill>
-            <w14:solidFill>
-              <w14:srgbClr w14:val="000000"/>
-            </w14:solidFill>
-          </w14:textFill>
-        </w:rPr>
-        <w:t xml:space="preserve">): </w:t>
-      </w:r>
-      <w:r>
-        <w:rPr>
-          <w:rFonts w:ascii="Georgia" w:hAnsi="Georgia" w:hint="default"/>
-          <w:outline w:val="0"/>
-          <w:color w:val="000000"/>
-          <w:sz w:val="23"/>
-          <w:szCs w:val="23"/>
-          <w:u w:color="000000"/>
-          <w:rtl w:val="0"/>
-          <w:lang w:val="ru-RU"/>
-          <w14:textFill>
-            <w14:solidFill>
-              <w14:srgbClr w14:val="000000"/>
-            </w14:solidFill>
-          </w14:textFill>
-        </w:rPr>
-        <w:t>нужна мягкая щетина</w:t>
-      </w:r>
-      <w:r>
-        <w:rPr>
-          <w:rFonts w:ascii="Georgia" w:hAnsi="Georgia"/>
-          <w:outline w:val="0"/>
-          <w:color w:val="000000"/>
-          <w:sz w:val="23"/>
-          <w:szCs w:val="23"/>
-          <w:u w:color="000000"/>
-          <w:rtl w:val="0"/>
-          <w14:textFill>
-            <w14:solidFill>
-              <w14:srgbClr w14:val="000000"/>
-            </w14:solidFill>
-          </w14:textFill>
-        </w:rPr>
-        <w:t xml:space="preserve">. </w:t>
-      </w:r>
-      <w:r>
-        <w:rPr>
-          <w:rFonts w:ascii="Georgia" w:hAnsi="Georgia" w:hint="default"/>
-          <w:outline w:val="0"/>
-          <w:color w:val="000000"/>
-          <w:sz w:val="23"/>
-          <w:szCs w:val="23"/>
-          <w:u w:color="000000"/>
-          <w:rtl w:val="0"/>
-          <w:lang w:val="ru-RU"/>
-          <w14:textFill>
-            <w14:solidFill>
-              <w14:srgbClr w14:val="000000"/>
-            </w14:solidFill>
-          </w14:textFill>
-        </w:rPr>
-        <w:t>Задача сейчас — снимать налёт</w:t>
-      </w:r>
-      <w:r>
-        <w:rPr>
-          <w:rFonts w:ascii="Georgia" w:hAnsi="Georgia"/>
-          <w:outline w:val="0"/>
-          <w:color w:val="000000"/>
-          <w:sz w:val="23"/>
-          <w:szCs w:val="23"/>
-          <w:u w:color="000000"/>
-          <w:rtl w:val="0"/>
-          <w14:textFill>
-            <w14:solidFill>
-              <w14:srgbClr w14:val="000000"/>
-            </w14:solidFill>
-          </w14:textFill>
-        </w:rPr>
-        <w:t xml:space="preserve">, </w:t>
-      </w:r>
-      <w:r>
-        <w:rPr>
-          <w:rFonts w:ascii="Georgia" w:hAnsi="Georgia" w:hint="default"/>
-          <w:outline w:val="0"/>
-          <w:color w:val="000000"/>
-          <w:sz w:val="23"/>
-          <w:szCs w:val="23"/>
-          <w:u w:color="000000"/>
-          <w:rtl w:val="0"/>
-          <w:lang w:val="ru-RU"/>
-          <w14:textFill>
-            <w14:solidFill>
-              <w14:srgbClr w14:val="000000"/>
-            </w14:solidFill>
-          </w14:textFill>
-        </w:rPr>
-        <w:t>не травмируя и без того воспалённую ткань</w:t>
-      </w:r>
-      <w:r>
-        <w:rPr>
-          <w:rFonts w:ascii="Georgia" w:hAnsi="Georgia"/>
-          <w:outline w:val="0"/>
-          <w:color w:val="000000"/>
-          <w:sz w:val="23"/>
-          <w:szCs w:val="23"/>
-          <w:u w:color="000000"/>
-          <w:rtl w:val="0"/>
-          <w14:textFill>
-            <w14:solidFill>
-              <w14:srgbClr w14:val="000000"/>
-            </w14:solidFill>
-          </w14:textFill>
-        </w:rPr>
-        <w:t>.</w:t>
+          <w:outline w:val="0"/>
+          <w:color w:val="000000"/>
+          <w:sz w:val="23"/>
+          <w:szCs w:val="23"/>
+          <w:u w:color="000000"/>
+          <w:rtl w:val="0"/>
+          <w:lang w:val="ru-RU"/>
+          <w14:textFill>
+            <w14:solidFill>
+              <w14:srgbClr w14:val="000000"/>
+            </w14:solidFill>
+          </w14:textFill>
+        </w:rPr>
+        <w:t>точный срок беременности</w:t>
+      </w:r>
+      <w:r>
+        <w:rPr>
+          <w:rFonts w:ascii="Georgia" w:hAnsi="Georgia"/>
+          <w:outline w:val="0"/>
+          <w:color w:val="000000"/>
+          <w:sz w:val="23"/>
+          <w:szCs w:val="23"/>
+          <w:u w:color="000000"/>
+          <w:rtl w:val="0"/>
+          <w14:textFill>
+            <w14:solidFill>
+              <w14:srgbClr w14:val="000000"/>
+            </w14:solidFill>
+          </w14:textFill>
+        </w:rPr>
+        <w:t>;</w:t>
       </w:r>
     </w:p>
     <w:p>
@@ -4438,28 +5009,24 @@
       <w:r>
         <w:rPr>
           <w:rFonts w:ascii="Georgia" w:hAnsi="Georgia" w:hint="default"/>
-          <w:b w:val="1"/>
-          <w:bCs w:val="1"/>
-          <w:outline w:val="0"/>
-          <w:color w:val="000000"/>
-          <w:sz w:val="23"/>
-          <w:szCs w:val="23"/>
-          <w:u w:color="000000"/>
-          <w:rtl w:val="0"/>
-          <w:lang w:val="ru-RU"/>
-          <w14:textFill>
-            <w14:solidFill>
-              <w14:srgbClr w14:val="000000"/>
-            </w14:solidFill>
-          </w14:textFill>
-        </w:rPr>
-        <w:t>Дёсны спокойные</w:t>
-      </w:r>
-      <w:r>
-        <w:rPr>
-          <w:rFonts w:ascii="Georgia" w:hAnsi="Georgia"/>
-          <w:b w:val="1"/>
-          <w:bCs w:val="1"/>
+          <w:outline w:val="0"/>
+          <w:color w:val="000000"/>
+          <w:sz w:val="23"/>
+          <w:szCs w:val="23"/>
+          <w:u w:color="000000"/>
+          <w:rtl w:val="0"/>
+          <w:lang w:val="ru-RU"/>
+          <w14:textFill>
+            <w14:solidFill>
+              <w14:srgbClr w14:val="000000"/>
+            </w14:solidFill>
+          </w14:textFill>
+        </w:rPr>
+        <w:t>тошноту</w:t>
+      </w:r>
+      <w:r>
+        <w:rPr>
+          <w:rFonts w:ascii="Georgia" w:hAnsi="Georgia"/>
           <w:outline w:val="0"/>
           <w:color w:val="000000"/>
           <w:sz w:val="23"/>
@@ -4477,58 +5044,20 @@
       <w:r>
         <w:rPr>
           <w:rFonts w:ascii="Georgia" w:hAnsi="Georgia" w:hint="default"/>
-          <w:b w:val="1"/>
-          <w:bCs w:val="1"/>
-          <w:outline w:val="0"/>
-          <w:color w:val="000000"/>
-          <w:sz w:val="23"/>
-          <w:szCs w:val="23"/>
-          <w:u w:color="000000"/>
-          <w:rtl w:val="0"/>
-          <w14:textFill>
-            <w14:solidFill>
-              <w14:srgbClr w14:val="000000"/>
-            </w14:solidFill>
-          </w14:textFill>
-        </w:rPr>
-        <w:t>кровоточивости нет</w:t>
-      </w:r>
-      <w:r>
-        <w:rPr>
-          <w:rFonts w:ascii="Georgia" w:hAnsi="Georgia"/>
-          <w:b w:val="1"/>
-          <w:bCs w:val="1"/>
-          <w:outline w:val="0"/>
-          <w:color w:val="000000"/>
-          <w:sz w:val="23"/>
-          <w:szCs w:val="23"/>
-          <w:u w:color="000000"/>
-          <w:rtl w:val="0"/>
-          <w14:textFill>
-            <w14:solidFill>
-              <w14:srgbClr w14:val="000000"/>
-            </w14:solidFill>
-          </w14:textFill>
-        </w:rPr>
-        <w:t>:</w:t>
-      </w:r>
-      <w:r>
-        <w:rPr>
-          <w:rFonts w:ascii="Georgia" w:hAnsi="Georgia" w:hint="default"/>
-          <w:outline w:val="0"/>
-          <w:color w:val="000000"/>
-          <w:sz w:val="23"/>
-          <w:szCs w:val="23"/>
-          <w:u w:color="000000"/>
-          <w:rtl w:val="0"/>
-          <w:lang w:val="ru-RU"/>
-          <w14:textFill>
-            <w14:solidFill>
-              <w14:srgbClr w14:val="000000"/>
-            </w14:solidFill>
-          </w14:textFill>
-        </w:rPr>
-        <w:t xml:space="preserve"> жёсткость подбирают по ощущениям</w:t>
+          <w:outline w:val="0"/>
+          <w:color w:val="000000"/>
+          <w:sz w:val="23"/>
+          <w:szCs w:val="23"/>
+          <w:u w:color="000000"/>
+          <w:rtl w:val="0"/>
+          <w:lang w:val="ru-RU"/>
+          <w14:textFill>
+            <w14:solidFill>
+              <w14:srgbClr w14:val="000000"/>
+            </w14:solidFill>
+          </w14:textFill>
+        </w:rPr>
+        <w:t>рвоту</w:t>
       </w:r>
       <w:r>
         <w:rPr>
@@ -4563,1531 +5092,24 @@
             </w14:solidFill>
           </w14:textFill>
         </w:rPr>
-        <w:t>средняя допустима</w:t>
-      </w:r>
-      <w:r>
-        <w:rPr>
-          <w:rFonts w:ascii="Georgia" w:hAnsi="Georgia"/>
-          <w:outline w:val="0"/>
-          <w:color w:val="000000"/>
-          <w:sz w:val="23"/>
-          <w:szCs w:val="23"/>
-          <w:u w:color="000000"/>
-          <w:rtl w:val="0"/>
-          <w14:textFill>
-            <w14:solidFill>
-              <w14:srgbClr w14:val="000000"/>
-            </w14:solidFill>
-          </w14:textFill>
-        </w:rPr>
-        <w:t xml:space="preserve">. </w:t>
-      </w:r>
-      <w:r>
-        <w:rPr>
-          <w:rFonts w:ascii="Georgia" w:hAnsi="Georgia" w:hint="default"/>
-          <w:outline w:val="0"/>
-          <w:color w:val="000000"/>
-          <w:sz w:val="23"/>
-          <w:szCs w:val="23"/>
-          <w:u w:color="000000"/>
-          <w:rtl w:val="0"/>
-          <w:lang w:val="ru-RU"/>
-          <w14:textFill>
-            <w14:solidFill>
-              <w14:srgbClr w14:val="000000"/>
-            </w14:solidFill>
-          </w14:textFill>
-        </w:rPr>
-        <w:t>Если после неё десна начинает кровить или на её краю появляются потёртости</w:t>
-      </w:r>
-      <w:r>
-        <w:rPr>
-          <w:rFonts w:ascii="Georgia" w:hAnsi="Georgia"/>
-          <w:outline w:val="0"/>
-          <w:color w:val="000000"/>
-          <w:sz w:val="23"/>
-          <w:szCs w:val="23"/>
-          <w:u w:color="000000"/>
-          <w:rtl w:val="0"/>
-          <w14:textFill>
-            <w14:solidFill>
-              <w14:srgbClr w14:val="000000"/>
-            </w14:solidFill>
-          </w14:textFill>
-        </w:rPr>
-        <w:t xml:space="preserve">, </w:t>
-      </w:r>
-      <w:r>
-        <w:rPr>
-          <w:rFonts w:ascii="Georgia" w:hAnsi="Georgia" w:hint="default"/>
-          <w:outline w:val="0"/>
-          <w:color w:val="000000"/>
-          <w:sz w:val="23"/>
-          <w:szCs w:val="23"/>
-          <w:u w:color="000000"/>
-          <w:rtl w:val="0"/>
-          <w:lang w:val="ru-RU"/>
-          <w14:textFill>
-            <w14:solidFill>
-              <w14:srgbClr w14:val="000000"/>
-            </w14:solidFill>
-          </w14:textFill>
-        </w:rPr>
-        <w:t>вернитесь к мягкой</w:t>
-      </w:r>
-      <w:r>
-        <w:rPr>
-          <w:rFonts w:ascii="Georgia" w:hAnsi="Georgia"/>
-          <w:outline w:val="0"/>
-          <w:color w:val="000000"/>
-          <w:sz w:val="23"/>
-          <w:szCs w:val="23"/>
-          <w:u w:color="000000"/>
-          <w:rtl w:val="0"/>
-          <w14:textFill>
-            <w14:solidFill>
-              <w14:srgbClr w14:val="000000"/>
-            </w14:solidFill>
-          </w14:textFill>
-        </w:rPr>
-        <w:t xml:space="preserve">. </w:t>
-      </w:r>
-      <w:r>
-        <w:rPr>
-          <w:rFonts w:ascii="Georgia" w:hAnsi="Georgia" w:hint="default"/>
-          <w:outline w:val="0"/>
-          <w:color w:val="000000"/>
-          <w:sz w:val="23"/>
-          <w:szCs w:val="23"/>
-          <w:u w:color="000000"/>
-          <w:rtl w:val="0"/>
-          <w:lang w:val="ru-RU"/>
-          <w14:textFill>
-            <w14:solidFill>
-              <w14:srgbClr w14:val="000000"/>
-            </w14:solidFill>
-          </w14:textFill>
-        </w:rPr>
-        <w:t>Чистить настойчивее в этой ситуации не поможет</w:t>
-      </w:r>
-      <w:r>
-        <w:rPr>
-          <w:rFonts w:ascii="Georgia" w:hAnsi="Georgia"/>
-          <w:outline w:val="0"/>
-          <w:color w:val="000000"/>
-          <w:sz w:val="23"/>
-          <w:szCs w:val="23"/>
-          <w:u w:color="000000"/>
-          <w:rtl w:val="0"/>
-          <w14:textFill>
-            <w14:solidFill>
-              <w14:srgbClr w14:val="000000"/>
-            </w14:solidFill>
-          </w14:textFill>
-        </w:rPr>
-        <w:t>.</w:t>
-      </w:r>
-    </w:p>
-    <w:p>
-      <w:pPr>
-        <w:pStyle w:val="Рубрика 2"/>
-      </w:pPr>
-      <w:r>
-        <w:rPr>
-          <w:rFonts w:ascii="Georgia" w:hAnsi="Georgia" w:hint="default"/>
-          <w:outline w:val="0"/>
-          <w:color w:val="000000"/>
-          <w:sz w:val="23"/>
-          <w:szCs w:val="23"/>
-          <w:u w:color="000000"/>
-          <w:rtl w:val="0"/>
-          <w:lang w:val="ru-RU"/>
-          <w14:textFill>
-            <w14:solidFill>
-              <w14:srgbClr w14:val="000000"/>
-            </w14:solidFill>
-          </w14:textFill>
-        </w:rPr>
-        <w:t>В обоих случаях главное не щётка</w:t>
-      </w:r>
-      <w:r>
-        <w:rPr>
-          <w:rFonts w:ascii="Georgia" w:hAnsi="Georgia"/>
-          <w:outline w:val="0"/>
-          <w:color w:val="000000"/>
-          <w:sz w:val="23"/>
-          <w:szCs w:val="23"/>
-          <w:u w:color="000000"/>
-          <w:rtl w:val="0"/>
-          <w14:textFill>
-            <w14:solidFill>
-              <w14:srgbClr w14:val="000000"/>
-            </w14:solidFill>
-          </w14:textFill>
-        </w:rPr>
-        <w:t xml:space="preserve">, </w:t>
-      </w:r>
-      <w:r>
-        <w:rPr>
-          <w:rFonts w:ascii="Georgia" w:hAnsi="Georgia" w:hint="default"/>
-          <w:outline w:val="0"/>
-          <w:color w:val="000000"/>
-          <w:sz w:val="23"/>
-          <w:szCs w:val="23"/>
-          <w:u w:color="000000"/>
-          <w:rtl w:val="0"/>
-          <w14:textFill>
-            <w14:solidFill>
-              <w14:srgbClr w14:val="000000"/>
-            </w14:solidFill>
-          </w14:textFill>
-        </w:rPr>
-        <w:t>а то</w:t>
-      </w:r>
-      <w:r>
-        <w:rPr>
-          <w:rFonts w:ascii="Georgia" w:hAnsi="Georgia"/>
-          <w:outline w:val="0"/>
-          <w:color w:val="000000"/>
-          <w:sz w:val="23"/>
-          <w:szCs w:val="23"/>
-          <w:u w:color="000000"/>
-          <w:rtl w:val="0"/>
-          <w14:textFill>
-            <w14:solidFill>
-              <w14:srgbClr w14:val="000000"/>
-            </w14:solidFill>
-          </w14:textFill>
-        </w:rPr>
-        <w:t xml:space="preserve">, </w:t>
-      </w:r>
-      <w:r>
-        <w:rPr>
-          <w:rFonts w:ascii="Georgia" w:hAnsi="Georgia" w:hint="default"/>
-          <w:outline w:val="0"/>
-          <w:color w:val="000000"/>
-          <w:sz w:val="23"/>
-          <w:szCs w:val="23"/>
-          <w:u w:color="000000"/>
-          <w:rtl w:val="0"/>
-          <w:lang w:val="ru-RU"/>
-          <w14:textFill>
-            <w14:solidFill>
-              <w14:srgbClr w14:val="000000"/>
-            </w14:solidFill>
-          </w14:textFill>
-        </w:rPr>
-        <w:t>весь ли налёт снят</w:t>
-      </w:r>
-      <w:r>
-        <w:rPr>
-          <w:rFonts w:ascii="Georgia" w:hAnsi="Georgia"/>
-          <w:outline w:val="0"/>
-          <w:color w:val="000000"/>
-          <w:sz w:val="23"/>
-          <w:szCs w:val="23"/>
-          <w:u w:color="000000"/>
-          <w:rtl w:val="0"/>
-          <w14:textFill>
-            <w14:solidFill>
-              <w14:srgbClr w14:val="000000"/>
-            </w14:solidFill>
-          </w14:textFill>
-        </w:rPr>
-        <w:t xml:space="preserve">: </w:t>
-      </w:r>
-      <w:r>
-        <w:rPr>
-          <w:rFonts w:ascii="Georgia" w:hAnsi="Georgia" w:hint="default"/>
-          <w:outline w:val="0"/>
-          <w:color w:val="000000"/>
-          <w:sz w:val="23"/>
-          <w:szCs w:val="23"/>
-          <w:u w:color="000000"/>
-          <w:rtl w:val="0"/>
-          <w:lang w:val="ru-RU"/>
-          <w14:textFill>
-            <w14:solidFill>
-              <w14:srgbClr w14:val="000000"/>
-            </w14:solidFill>
-          </w14:textFill>
-        </w:rPr>
-        <w:t>щётка не достаёт до промежутков между зубами</w:t>
-      </w:r>
-      <w:r>
-        <w:rPr>
-          <w:rFonts w:ascii="Georgia" w:hAnsi="Georgia"/>
-          <w:outline w:val="0"/>
-          <w:color w:val="000000"/>
-          <w:sz w:val="23"/>
-          <w:szCs w:val="23"/>
-          <w:u w:color="000000"/>
-          <w:rtl w:val="0"/>
-          <w14:textFill>
-            <w14:solidFill>
-              <w14:srgbClr w14:val="000000"/>
-            </w14:solidFill>
-          </w14:textFill>
-        </w:rPr>
-        <w:t xml:space="preserve">, </w:t>
-      </w:r>
-      <w:r>
-        <w:rPr>
-          <w:rFonts w:ascii="Georgia" w:hAnsi="Georgia" w:hint="default"/>
-          <w:outline w:val="0"/>
-          <w:color w:val="000000"/>
-          <w:sz w:val="23"/>
-          <w:szCs w:val="23"/>
-          <w:u w:color="000000"/>
-          <w:rtl w:val="0"/>
-          <w14:textFill>
-            <w14:solidFill>
-              <w14:srgbClr w14:val="000000"/>
-            </w14:solidFill>
-          </w14:textFill>
-        </w:rPr>
-        <w:t>а затвердевший камень не снимает никакая щетина</w:t>
-      </w:r>
-      <w:r>
-        <w:rPr>
-          <w:rFonts w:ascii="Georgia" w:hAnsi="Georgia"/>
-          <w:outline w:val="0"/>
-          <w:color w:val="000000"/>
-          <w:sz w:val="23"/>
-          <w:szCs w:val="23"/>
-          <w:u w:color="000000"/>
-          <w:rtl w:val="0"/>
-          <w14:textFill>
-            <w14:solidFill>
-              <w14:srgbClr w14:val="000000"/>
-            </w14:solidFill>
-          </w14:textFill>
-        </w:rPr>
-        <w:t>.</w:t>
-      </w:r>
-    </w:p>
-    <w:p>
-      <w:pPr>
-        <w:pStyle w:val="Рубрика 2"/>
-      </w:pPr>
-      <w:r>
-        <w:rPr>
-          <w:rFonts w:ascii="Georgia" w:hAnsi="Georgia" w:hint="default"/>
-          <w:b w:val="1"/>
-          <w:bCs w:val="1"/>
-          <w:outline w:val="0"/>
-          <w:color w:val="000000"/>
-          <w:sz w:val="23"/>
-          <w:szCs w:val="23"/>
-          <w:u w:color="000000"/>
-          <w:rtl w:val="0"/>
-          <w:lang w:val="ru-RU"/>
-          <w14:textFill>
-            <w14:solidFill>
-              <w14:srgbClr w14:val="000000"/>
-            </w14:solidFill>
-          </w14:textFill>
-        </w:rPr>
-        <w:t xml:space="preserve">Ирригатор.</w:t>
-      </w:r>
-      <w:r>
-        <w:rPr>
-          <w:rFonts w:ascii="Georgia" w:hAnsi="Georgia" w:hint="default"/>
-          <w:outline w:val="0"/>
-          <w:color w:val="000000"/>
-          <w:sz w:val="23"/>
-          <w:szCs w:val="23"/>
-          <w:u w:color="000000"/>
-          <w:rtl w:val="0"/>
-          <w:lang w:val="ru-RU"/>
-          <w14:textFill>
-            <w14:solidFill>
-              <w14:srgbClr w14:val="000000"/>
-            </w14:solidFill>
-          </w14:textFill>
-        </w:rPr>
-        <w:t xml:space="preserve"> Прибор, который струёй воды под давлением вымывает налёт из промежутков между зубами и из-под края десны. Задача у него та же, что у нити, но пользоваться им проще, а при сильном рвотном рефлексе его и переносить легче. По данным систематического обзора, он немного уменьшает кровоточивость дёсен — и по сравнению с одной щёткой, и по сравнению с нитью. Ирригатор дополняет очистку промежутков между зубами, но не отменяет её. Пациентов с брекетами в обзоре рассматривали отдельно: у них налёт и воспаление уменьшались заметнее, чем у остальных.</w:t>
-      </w:r>
-    </w:p>
-    <w:p>
-      <w:pPr>
-        <w:pStyle w:val="Рубрика 2"/>
-      </w:pPr>
-      <w:bookmarkEnd w:id="3"/>
-      <w:r>
-        <w:rPr>
-          <w:rFonts w:ascii="Georgia" w:hAnsi="Georgia" w:hint="default"/>
-          <w:b w:val="1"/>
-          <w:bCs w:val="1"/>
-          <w:outline w:val="0"/>
-          <w:color w:val="000000"/>
-          <w:sz w:val="23"/>
-          <w:szCs w:val="23"/>
-          <w:u w:color="000000"/>
-          <w:rtl w:val="0"/>
-          <w14:textFill>
-            <w14:solidFill>
-              <w14:srgbClr w14:val="000000"/>
-            </w14:solidFill>
-          </w14:textFill>
-        </w:rPr>
-        <w:t xml:space="preserve">Ополаскиватели.</w:t>
-      </w:r>
-      <w:r>
-        <w:rPr>
-          <w:rFonts w:ascii="Georgia" w:hAnsi="Georgia" w:hint="default"/>
-          <w:outline w:val="0"/>
-          <w:color w:val="000000"/>
-          <w:sz w:val="23"/>
-          <w:szCs w:val="23"/>
-          <w:u w:color="000000"/>
-          <w:rtl w:val="0"/>
-          <w:lang w:val="ru-RU"/>
-          <w14:textFill>
-            <w14:solidFill>
-              <w14:srgbClr w14:val="000000"/>
-            </w14:solidFill>
-          </w14:textFill>
-        </w:rPr>
-        <w:t xml:space="preserve"> При беременности выбирают ополаскиватели без спирта: это прямая рекомендация. Ополаскиватели с фторидом или с антисептиками хлоргексидином и цетилпиридиния хлоридом допустимы. Ополаскиватель не заменяет чистку и нить, а добавляется к ним.</w:t>
-      </w:r>
-    </w:p>
-    <w:p>
-      <w:pPr>
-        <w:pStyle w:val="Рубрика 2"/>
-      </w:pPr>
-      <w:bookmarkStart w:name="Xcdba2729c0f9a3c936e1f1e3abb89e988c0a168" w:id="4"/>
-      <w:r>
-        <w:rPr>
-          <w:rFonts w:ascii="Georgia" w:hAnsi="Georgia"/>
-          <w:rtl w:val="0"/>
-        </w:rPr>
-        <w:t xml:space="preserve">6.4. </w:t>
-      </w:r>
-      <w:r>
-        <w:rPr>
-          <w:rFonts w:ascii="Georgia" w:hAnsi="Georgia" w:hint="default"/>
-          <w:rtl w:val="0"/>
-          <w:lang w:val="ru-RU"/>
-        </w:rPr>
-        <w:t>Рвота и зубная эмаль</w:t>
-      </w:r>
-      <w:r>
-        <w:rPr>
-          <w:rFonts w:ascii="Georgia" w:hAnsi="Georgia"/>
-          <w:rtl w:val="0"/>
-        </w:rPr>
-        <w:t xml:space="preserve">: </w:t>
-      </w:r>
-      <w:r>
-        <w:rPr>
-          <w:rFonts w:ascii="Georgia" w:hAnsi="Georgia" w:hint="default"/>
-          <w:rtl w:val="0"/>
-          <w:lang w:val="ru-RU"/>
-        </w:rPr>
-        <w:t>как ухаживать за зубами правильно</w:t>
-      </w:r>
-    </w:p>
-    <w:p>
-      <w:pPr>
-        <w:pStyle w:val="Рубрика 2"/>
-      </w:pPr>
-      <w:r>
-        <w:rPr>
-          <w:rFonts w:ascii="Georgia" w:hAnsi="Georgia" w:hint="default"/>
-          <w:outline w:val="0"/>
-          <w:color w:val="000000"/>
-          <w:sz w:val="23"/>
-          <w:szCs w:val="23"/>
-          <w:u w:color="000000"/>
-          <w:rtl w:val="0"/>
-          <w:lang w:val="ru-RU"/>
-          <w14:textFill>
-            <w14:solidFill>
-              <w14:srgbClr w14:val="000000"/>
-            </w14:solidFill>
-          </w14:textFill>
-        </w:rPr>
-        <w:t xml:space="preserve">После рвоты хочется сразу почистить зубы, чтобы убрать кислый привкус. Но сразу браться за щётку не нужно.</w:t>
-      </w:r>
-    </w:p>
-    <w:p>
-      <w:pPr>
-        <w:pStyle w:val="Рубрика 2"/>
-      </w:pPr>
-      <w:r>
-        <w:rPr>
-          <w:rFonts w:ascii="Georgia" w:hAnsi="Georgia" w:hint="default"/>
-          <w:outline w:val="0"/>
-          <w:color w:val="000000"/>
-          <w:sz w:val="23"/>
-          <w:szCs w:val="23"/>
-          <w:u w:color="000000"/>
-          <w:rtl w:val="0"/>
-          <w:lang w:val="ru-RU"/>
-          <w14:textFill>
-            <w14:solidFill>
-              <w14:srgbClr w14:val="000000"/>
-            </w14:solidFill>
-          </w14:textFill>
-        </w:rPr>
-        <w:t xml:space="preserve">Желудочная кислота временно размягчает поверхностный слой эмали. Щётка в этот момент может не защитить зубы, а стереть часть размягчённой эмали.</w:t>
-      </w:r>
-    </w:p>
-    <w:p>
-      <w:pPr>
-        <w:pStyle w:val="Рубрика 2"/>
-      </w:pPr>
-      <w:r>
-        <w:rPr>
-          <w:rFonts w:ascii="Georgia" w:hAnsi="Georgia" w:hint="default"/>
-          <w:outline w:val="0"/>
-          <w:color w:val="000000"/>
-          <w:sz w:val="23"/>
-          <w:szCs w:val="23"/>
-          <w:u w:color="000000"/>
-          <w:rtl w:val="0"/>
-          <w:lang w:val="ru-RU"/>
-          <w14:textFill>
-            <w14:solidFill>
-              <w14:srgbClr w14:val="000000"/>
-            </w14:solidFill>
-          </w14:textFill>
-        </w:rPr>
-        <w:t>Что делать после рвоты</w:t>
-      </w:r>
-      <w:r>
-        <w:rPr>
-          <w:rFonts w:ascii="Georgia" w:hAnsi="Georgia"/>
-          <w:outline w:val="0"/>
-          <w:color w:val="000000"/>
-          <w:sz w:val="23"/>
-          <w:szCs w:val="23"/>
-          <w:u w:color="000000"/>
-          <w:rtl w:val="0"/>
-          <w14:textFill>
-            <w14:solidFill>
-              <w14:srgbClr w14:val="000000"/>
-            </w14:solidFill>
-          </w14:textFill>
-        </w:rPr>
-        <w:t>:</w:t>
-      </w:r>
-    </w:p>
-    <w:p>
-      <w:pPr>
-        <w:pStyle w:val="Рубрика 2"/>
-        <w:numPr>
-          <w:ilvl w:val="0"/>
-          <w:numId w:val="4"/>
-        </w:numPr>
-        <w:rPr>
-          <w:sz w:val="23"/>
-          <w:szCs w:val="23"/>
-        </w:rPr>
-      </w:pPr>
-      <w:r>
-        <w:rPr>
-          <w:rFonts w:ascii="Georgia" w:hAnsi="Georgia" w:hint="default"/>
-          <w:outline w:val="0"/>
-          <w:color w:val="000000"/>
-          <w:sz w:val="23"/>
-          <w:szCs w:val="23"/>
-          <w:u w:color="000000"/>
-          <w:rtl w:val="0"/>
-          <w:lang w:val="ru-RU"/>
-          <w14:textFill>
-            <w14:solidFill>
-              <w14:srgbClr w14:val="000000"/>
-            </w14:solidFill>
-          </w14:textFill>
-        </w:rPr>
-        <w:t>Прополощите рот раствором пищевой соды — примерно чайная ложка на стакан воды</w:t>
-      </w:r>
-      <w:r>
-        <w:rPr>
-          <w:rFonts w:ascii="Georgia" w:hAnsi="Georgia"/>
-          <w:outline w:val="0"/>
-          <w:color w:val="000000"/>
-          <w:sz w:val="23"/>
-          <w:szCs w:val="23"/>
-          <w:u w:color="000000"/>
-          <w:rtl w:val="0"/>
-          <w14:textFill>
-            <w14:solidFill>
-              <w14:srgbClr w14:val="000000"/>
-            </w14:solidFill>
-          </w14:textFill>
-        </w:rPr>
-        <w:t xml:space="preserve">. </w:t>
-      </w:r>
-      <w:r>
-        <w:rPr>
-          <w:rFonts w:ascii="Georgia" w:hAnsi="Georgia" w:hint="default"/>
-          <w:outline w:val="0"/>
-          <w:color w:val="000000"/>
-          <w:sz w:val="23"/>
-          <w:szCs w:val="23"/>
-          <w:u w:color="000000"/>
-          <w:rtl w:val="0"/>
-          <w14:textFill>
-            <w14:solidFill>
-              <w14:srgbClr w14:val="000000"/>
-            </w14:solidFill>
-          </w14:textFill>
-        </w:rPr>
-        <w:t>Сода нейтрализует кислоту</w:t>
-      </w:r>
-      <w:r>
-        <w:rPr>
-          <w:rFonts w:ascii="Georgia" w:hAnsi="Georgia"/>
-          <w:outline w:val="0"/>
-          <w:color w:val="000000"/>
-          <w:sz w:val="23"/>
-          <w:szCs w:val="23"/>
-          <w:u w:color="000000"/>
-          <w:rtl w:val="0"/>
-          <w14:textFill>
-            <w14:solidFill>
-              <w14:srgbClr w14:val="000000"/>
-            </w14:solidFill>
-          </w14:textFill>
-        </w:rPr>
-        <w:t xml:space="preserve">, </w:t>
-      </w:r>
-      <w:r>
-        <w:rPr>
-          <w:rFonts w:ascii="Georgia" w:hAnsi="Georgia" w:hint="default"/>
-          <w:outline w:val="0"/>
-          <w:color w:val="000000"/>
-          <w:sz w:val="23"/>
-          <w:szCs w:val="23"/>
-          <w:u w:color="000000"/>
-          <w:rtl w:val="0"/>
-          <w:lang w:val="ru-RU"/>
-          <w14:textFill>
-            <w14:solidFill>
-              <w14:srgbClr w14:val="000000"/>
-            </w14:solidFill>
-          </w14:textFill>
-        </w:rPr>
-        <w:t>но не восстанавливает уже повреждённую эмаль</w:t>
-      </w:r>
-      <w:r>
-        <w:rPr>
-          <w:rFonts w:ascii="Georgia" w:hAnsi="Georgia"/>
-          <w:outline w:val="0"/>
-          <w:color w:val="000000"/>
-          <w:sz w:val="23"/>
-          <w:szCs w:val="23"/>
-          <w:u w:color="000000"/>
-          <w:rtl w:val="0"/>
-          <w14:textFill>
-            <w14:solidFill>
-              <w14:srgbClr w14:val="000000"/>
-            </w14:solidFill>
-          </w14:textFill>
-        </w:rPr>
-        <w:t xml:space="preserve">. </w:t>
-      </w:r>
-      <w:r>
-        <w:rPr>
-          <w:rFonts w:ascii="Georgia" w:hAnsi="Georgia" w:hint="default"/>
-          <w:outline w:val="0"/>
-          <w:color w:val="000000"/>
-          <w:sz w:val="23"/>
-          <w:szCs w:val="23"/>
-          <w:u w:color="000000"/>
-          <w:rtl w:val="0"/>
-          <w:lang w:val="ru-RU"/>
-          <w14:textFill>
-            <w14:solidFill>
-              <w14:srgbClr w14:val="000000"/>
-            </w14:solidFill>
-          </w14:textFill>
-        </w:rPr>
-        <w:t>Раствор не проглатывают</w:t>
-      </w:r>
-      <w:r>
-        <w:rPr>
-          <w:rFonts w:ascii="Georgia" w:hAnsi="Georgia"/>
-          <w:outline w:val="0"/>
-          <w:color w:val="000000"/>
-          <w:sz w:val="23"/>
-          <w:szCs w:val="23"/>
-          <w:u w:color="000000"/>
-          <w:rtl w:val="0"/>
-          <w14:textFill>
-            <w14:solidFill>
-              <w14:srgbClr w14:val="000000"/>
-            </w14:solidFill>
-          </w14:textFill>
-        </w:rPr>
-        <w:t xml:space="preserve">. </w:t>
-      </w:r>
-      <w:r>
-        <w:rPr>
-          <w:rFonts w:ascii="Georgia" w:hAnsi="Georgia" w:hint="default"/>
-          <w:outline w:val="0"/>
-          <w:color w:val="000000"/>
-          <w:sz w:val="23"/>
-          <w:szCs w:val="23"/>
-          <w:u w:color="000000"/>
-          <w:rtl w:val="0"/>
-          <w:lang w:val="ru-RU"/>
-          <w14:textFill>
-            <w14:solidFill>
-              <w14:srgbClr w14:val="000000"/>
-            </w14:solidFill>
-          </w14:textFill>
-        </w:rPr>
-        <w:t>Если соды под рукой нет</w:t>
-      </w:r>
-      <w:r>
-        <w:rPr>
-          <w:rFonts w:ascii="Georgia" w:hAnsi="Georgia"/>
-          <w:outline w:val="0"/>
-          <w:color w:val="000000"/>
-          <w:sz w:val="23"/>
-          <w:szCs w:val="23"/>
-          <w:u w:color="000000"/>
-          <w:rtl w:val="0"/>
-          <w14:textFill>
-            <w14:solidFill>
-              <w14:srgbClr w14:val="000000"/>
-            </w14:solidFill>
-          </w14:textFill>
-        </w:rPr>
-        <w:t xml:space="preserve">, </w:t>
-      </w:r>
-      <w:r>
-        <w:rPr>
-          <w:rFonts w:ascii="Georgia" w:hAnsi="Georgia" w:hint="default"/>
-          <w:outline w:val="0"/>
-          <w:color w:val="000000"/>
-          <w:sz w:val="23"/>
-          <w:szCs w:val="23"/>
-          <w:u w:color="000000"/>
-          <w:rtl w:val="0"/>
-          <w14:textFill>
-            <w14:solidFill>
-              <w14:srgbClr w14:val="000000"/>
-            </w14:solidFill>
-          </w14:textFill>
-        </w:rPr>
-        <w:t>прополощите рот простой водой</w:t>
-      </w:r>
-      <w:r>
-        <w:rPr>
-          <w:rFonts w:ascii="Georgia" w:hAnsi="Georgia"/>
-          <w:outline w:val="0"/>
-          <w:color w:val="000000"/>
-          <w:sz w:val="23"/>
-          <w:szCs w:val="23"/>
-          <w:u w:color="000000"/>
-          <w:rtl w:val="0"/>
-          <w14:textFill>
-            <w14:solidFill>
-              <w14:srgbClr w14:val="000000"/>
-            </w14:solidFill>
-          </w14:textFill>
-        </w:rPr>
-        <w:t>.</w:t>
-      </w:r>
-    </w:p>
-    <w:p>
-      <w:pPr>
-        <w:pStyle w:val="Рубрика 2"/>
-        <w:numPr>
-          <w:ilvl w:val="0"/>
-          <w:numId w:val="4"/>
-        </w:numPr>
-        <w:rPr>
-          <w:sz w:val="23"/>
-          <w:szCs w:val="23"/>
-        </w:rPr>
-      </w:pPr>
-      <w:r>
-        <w:rPr>
-          <w:rFonts w:ascii="Georgia" w:hAnsi="Georgia" w:hint="default"/>
-          <w:outline w:val="0"/>
-          <w:color w:val="000000"/>
-          <w:sz w:val="23"/>
-          <w:szCs w:val="23"/>
-          <w:u w:color="000000"/>
-          <w:rtl w:val="0"/>
-          <w14:textFill>
-            <w14:solidFill>
-              <w14:srgbClr w14:val="000000"/>
-            </w14:solidFill>
-          </w14:textFill>
-        </w:rPr>
-        <w:t>Подождите около часа</w:t>
-      </w:r>
-      <w:r>
-        <w:rPr>
-          <w:rFonts w:ascii="Georgia" w:hAnsi="Georgia"/>
-          <w:outline w:val="0"/>
-          <w:color w:val="000000"/>
-          <w:sz w:val="23"/>
-          <w:szCs w:val="23"/>
-          <w:u w:color="000000"/>
-          <w:rtl w:val="0"/>
-          <w14:textFill>
-            <w14:solidFill>
-              <w14:srgbClr w14:val="000000"/>
-            </w14:solidFill>
-          </w14:textFill>
-        </w:rPr>
-        <w:t>.</w:t>
-      </w:r>
-    </w:p>
-    <w:p>
-      <w:pPr>
-        <w:pStyle w:val="Рубрика 2"/>
-        <w:numPr>
-          <w:ilvl w:val="0"/>
-          <w:numId w:val="4"/>
-        </w:numPr>
-        <w:rPr>
-          <w:sz w:val="23"/>
-          <w:szCs w:val="23"/>
-        </w:rPr>
-      </w:pPr>
-      <w:r>
-        <w:rPr>
-          <w:rFonts w:ascii="Georgia" w:hAnsi="Georgia" w:hint="default"/>
-          <w:outline w:val="0"/>
-          <w:color w:val="000000"/>
-          <w:sz w:val="23"/>
-          <w:szCs w:val="23"/>
-          <w:u w:color="000000"/>
-          <w:rtl w:val="0"/>
-          <w:lang w:val="ru-RU"/>
-          <w14:textFill>
-            <w14:solidFill>
-              <w14:srgbClr w14:val="000000"/>
-            </w14:solidFill>
-          </w14:textFill>
-        </w:rPr>
-        <w:t>Только после этого аккуратно почистите зубы мягкой щёткой</w:t>
-      </w:r>
-      <w:r>
-        <w:rPr>
-          <w:rFonts w:ascii="Georgia" w:hAnsi="Georgia"/>
-          <w:outline w:val="0"/>
-          <w:color w:val="000000"/>
-          <w:sz w:val="23"/>
-          <w:szCs w:val="23"/>
-          <w:u w:color="000000"/>
-          <w:rtl w:val="0"/>
-          <w14:textFill>
-            <w14:solidFill>
-              <w14:srgbClr w14:val="000000"/>
-            </w14:solidFill>
-          </w14:textFill>
-        </w:rPr>
-        <w:t>.</w:t>
-      </w:r>
-    </w:p>
-    <w:p>
-      <w:pPr>
-        <w:pStyle w:val="Рубрика 2"/>
-      </w:pPr>
-      <w:r>
-        <w:rPr>
-          <w:rFonts w:ascii="Georgia" w:hAnsi="Georgia" w:hint="default"/>
-          <w:outline w:val="0"/>
-          <w:color w:val="000000"/>
-          <w:sz w:val="23"/>
-          <w:szCs w:val="23"/>
-          <w:u w:color="000000"/>
-          <w:rtl w:val="0"/>
-          <w:lang w:val="ru-RU"/>
-          <w14:textFill>
-            <w14:solidFill>
-              <w14:srgbClr w14:val="000000"/>
-            </w14:solidFill>
-          </w14:textFill>
-        </w:rPr>
-        <w:t xml:space="preserve">При многократной рвоте чистить зубы после каждого эпизода не нужно, да и невозможно: после рвоты достаточно прополоскать рот водой или содовым раствором. Полноценно зубы чистят дважды в день, когда тошнота слабее и с последней рвоты прошёл примерно час.</w:t>
-      </w:r>
-    </w:p>
-    <w:p>
-      <w:pPr>
-        <w:pStyle w:val="Рубрика 2"/>
-      </w:pPr>
-      <w:r>
-        <w:rPr>
-          <w:rFonts w:ascii="Georgia" w:hAnsi="Georgia" w:hint="default"/>
-          <w:i w:val="1"/>
-          <w:iCs w:val="1"/>
-          <w:outline w:val="0"/>
-          <w:color w:val="000000"/>
-          <w:sz w:val="23"/>
-          <w:szCs w:val="23"/>
-          <w:u w:color="000000"/>
-          <w:rtl w:val="0"/>
-          <w14:textFill>
-            <w14:solidFill>
-              <w14:srgbClr w14:val="000000"/>
-            </w14:solidFill>
-          </w14:textFill>
-        </w:rPr>
-        <w:t xml:space="preserve">ИСТОЧНИК: Martin K., Legg R., British Dental Journal, 2026: «Rinse mouth with water or alcohol-free mouthwash after vomiting»; «Do not brush teeth within one hour of vomiting»; «Brushing teeth twice daily… timing of brushing can be altered to suit symptoms». Раствор соды — по AAPD.</w:t>
-      </w:r>
-    </w:p>
-    <w:p>
-      <w:pPr>
-        <w:pStyle w:val="Рубрика 2"/>
-      </w:pPr>
-      <w:r>
-        <w:rPr>
-          <w:rFonts w:ascii="Georgia" w:hAnsi="Georgia" w:hint="default"/>
-          <w:outline w:val="0"/>
-          <w:color w:val="000000"/>
-          <w:sz w:val="23"/>
-          <w:szCs w:val="23"/>
-          <w:u w:color="000000"/>
-          <w:rtl w:val="0"/>
-          <w:lang w:val="ru-RU"/>
-          <w14:textFill>
-            <w14:solidFill>
-              <w14:srgbClr w14:val="000000"/>
-            </w14:solidFill>
-          </w14:textFill>
-        </w:rPr>
-        <w:t xml:space="preserve">Если рвота настолько частая, что мешает есть и пить, это уже не вопрос ухода за зубами: подробнее — в Теме 1, раздел 1.4, подразделы «Тошнота и рвота: коррекция рациона и границы безопасности» и «Шкала PUQE-24 и тревожные признаки». Когда при рвоте нужна срочная помощь, сказано в Разделе 0, строка «Тошнота, рвота».</w:t>
-      </w:r>
-    </w:p>
-    <w:p>
-      <w:pPr>
-        <w:pStyle w:val="Рубрика 2"/>
-      </w:pPr>
-      <w:r>
-        <w:rPr>
-          <w:rFonts w:ascii="Georgia" w:hAnsi="Georgia" w:hint="default"/>
-          <w:outline w:val="0"/>
-          <w:color w:val="000000"/>
-          <w:sz w:val="23"/>
-          <w:szCs w:val="23"/>
-          <w:u w:color="000000"/>
-          <w:rtl w:val="0"/>
-          <w:lang w:val="ru-RU"/>
-          <w14:textFill>
-            <w14:solidFill>
-              <w14:srgbClr w14:val="000000"/>
-            </w14:solidFill>
-          </w14:textFill>
-        </w:rPr>
-        <w:t>Если рвота повторяется регулярно</w:t>
-      </w:r>
-      <w:r>
-        <w:rPr>
-          <w:rFonts w:ascii="Georgia" w:hAnsi="Georgia"/>
-          <w:outline w:val="0"/>
-          <w:color w:val="000000"/>
-          <w:sz w:val="23"/>
-          <w:szCs w:val="23"/>
-          <w:u w:color="000000"/>
-          <w:rtl w:val="0"/>
-          <w14:textFill>
-            <w14:solidFill>
-              <w14:srgbClr w14:val="000000"/>
-            </w14:solidFill>
-          </w14:textFill>
-        </w:rPr>
-        <w:t xml:space="preserve">, </w:t>
-      </w:r>
-      <w:r>
-        <w:rPr>
-          <w:rFonts w:ascii="Georgia" w:hAnsi="Georgia" w:hint="default"/>
-          <w:outline w:val="0"/>
-          <w:color w:val="000000"/>
-          <w:sz w:val="23"/>
-          <w:szCs w:val="23"/>
-          <w:u w:color="000000"/>
-          <w:rtl w:val="0"/>
-          <w:lang w:val="ru-RU"/>
-          <w14:textFill>
-            <w14:solidFill>
-              <w14:srgbClr w14:val="000000"/>
-            </w14:solidFill>
-          </w14:textFill>
-        </w:rPr>
-        <w:t>а зубы начали резко реагировать на холодное или горячее</w:t>
-      </w:r>
-      <w:r>
-        <w:rPr>
-          <w:rFonts w:ascii="Georgia" w:hAnsi="Georgia"/>
-          <w:outline w:val="0"/>
-          <w:color w:val="000000"/>
-          <w:sz w:val="23"/>
-          <w:szCs w:val="23"/>
-          <w:u w:color="000000"/>
-          <w:rtl w:val="0"/>
-          <w14:textFill>
-            <w14:solidFill>
-              <w14:srgbClr w14:val="000000"/>
-            </w14:solidFill>
-          </w14:textFill>
-        </w:rPr>
-        <w:t xml:space="preserve">, </w:t>
-      </w:r>
-      <w:r>
-        <w:rPr>
-          <w:rFonts w:ascii="Georgia" w:hAnsi="Georgia" w:hint="default"/>
-          <w:outline w:val="0"/>
-          <w:color w:val="000000"/>
-          <w:sz w:val="23"/>
-          <w:szCs w:val="23"/>
-          <w:u w:color="000000"/>
-          <w:rtl w:val="0"/>
-          <w:lang w:val="ru-RU"/>
-          <w14:textFill>
-            <w14:solidFill>
-              <w14:srgbClr w14:val="000000"/>
-            </w14:solidFill>
-          </w14:textFill>
-        </w:rPr>
-        <w:t>сообщите об этом стоматологу</w:t>
-      </w:r>
-      <w:r>
-        <w:rPr>
-          <w:rFonts w:ascii="Georgia" w:hAnsi="Georgia"/>
-          <w:outline w:val="0"/>
-          <w:color w:val="000000"/>
-          <w:sz w:val="23"/>
-          <w:szCs w:val="23"/>
-          <w:u w:color="000000"/>
-          <w:rtl w:val="0"/>
-          <w14:textFill>
-            <w14:solidFill>
-              <w14:srgbClr w14:val="000000"/>
-            </w14:solidFill>
-          </w14:textFill>
-        </w:rPr>
-        <w:t xml:space="preserve">. </w:t>
-      </w:r>
-      <w:r>
-        <w:rPr>
-          <w:rFonts w:ascii="Georgia" w:hAnsi="Georgia" w:hint="default"/>
-          <w:outline w:val="0"/>
-          <w:color w:val="000000"/>
-          <w:sz w:val="23"/>
-          <w:szCs w:val="23"/>
-          <w:u w:color="000000"/>
-          <w:rtl w:val="0"/>
-          <w:lang w:val="ru-RU"/>
-          <w14:textFill>
-            <w14:solidFill>
-              <w14:srgbClr w14:val="000000"/>
-            </w14:solidFill>
-          </w14:textFill>
-        </w:rPr>
-        <w:t>Врач оценит состояние эмали и подберёт средства</w:t>
-      </w:r>
-      <w:r>
-        <w:rPr>
-          <w:rFonts w:ascii="Georgia" w:hAnsi="Georgia"/>
-          <w:outline w:val="0"/>
-          <w:color w:val="000000"/>
-          <w:sz w:val="23"/>
-          <w:szCs w:val="23"/>
-          <w:u w:color="000000"/>
-          <w:rtl w:val="0"/>
-          <w14:textFill>
-            <w14:solidFill>
-              <w14:srgbClr w14:val="000000"/>
-            </w14:solidFill>
-          </w14:textFill>
-        </w:rPr>
-        <w:t xml:space="preserve">, </w:t>
-      </w:r>
-      <w:r>
-        <w:rPr>
-          <w:rFonts w:ascii="Georgia" w:hAnsi="Georgia" w:hint="default"/>
-          <w:outline w:val="0"/>
-          <w:color w:val="000000"/>
-          <w:sz w:val="23"/>
-          <w:szCs w:val="23"/>
-          <w:u w:color="000000"/>
-          <w:rtl w:val="0"/>
-          <w:lang w:val="ru-RU"/>
-          <w14:textFill>
-            <w14:solidFill>
-              <w14:srgbClr w14:val="000000"/>
-            </w14:solidFill>
-          </w14:textFill>
-        </w:rPr>
-        <w:t>которые уменьшают чувствительность зубов</w:t>
-      </w:r>
-      <w:r>
-        <w:rPr>
-          <w:rFonts w:ascii="Georgia" w:hAnsi="Georgia"/>
-          <w:outline w:val="0"/>
-          <w:color w:val="000000"/>
-          <w:sz w:val="23"/>
-          <w:szCs w:val="23"/>
-          <w:u w:color="000000"/>
-          <w:rtl w:val="0"/>
-          <w14:textFill>
-            <w14:solidFill>
-              <w14:srgbClr w14:val="000000"/>
-            </w14:solidFill>
-          </w14:textFill>
-        </w:rPr>
-        <w:t>.</w:t>
-      </w:r>
-      <w:bookmarkEnd w:id="4"/>
-    </w:p>
-    <w:p>
-      <w:pPr>
-        <w:pStyle w:val="Рубрика 2"/>
-      </w:pPr>
-      <w:bookmarkStart w:name="X91a9fb96d15481e10edfbdb19d060c4d34b9bd2" w:id="5"/>
-      <w:r>
-        <w:rPr>
-          <w:rFonts w:ascii="Georgia" w:hAnsi="Georgia"/>
-          <w:rtl w:val="0"/>
-        </w:rPr>
-        <w:t xml:space="preserve">6.5. </w:t>
-      </w:r>
-      <w:r>
-        <w:rPr>
-          <w:rFonts w:ascii="Georgia" w:hAnsi="Georgia" w:hint="default"/>
-          <w:rtl w:val="0"/>
-          <w:lang w:val="ru-RU"/>
-        </w:rPr>
-        <w:t>Лечение зубов во время беременности</w:t>
-      </w:r>
-      <w:r>
-        <w:rPr>
-          <w:rFonts w:ascii="Georgia" w:hAnsi="Georgia"/>
-          <w:rtl w:val="0"/>
-        </w:rPr>
-        <w:t xml:space="preserve">: </w:t>
-      </w:r>
-      <w:r>
-        <w:rPr>
-          <w:rFonts w:ascii="Georgia" w:hAnsi="Georgia" w:hint="default"/>
-          <w:rtl w:val="0"/>
-          <w:lang w:val="ru-RU"/>
-        </w:rPr>
-        <w:t>что можно и когда</w:t>
-      </w:r>
-    </w:p>
-    <w:p>
-      <w:pPr>
-        <w:pStyle w:val="Рубрика 2"/>
-      </w:pPr>
-      <w:r>
-        <w:rPr>
-          <w:rFonts w:ascii="Georgia" w:hAnsi="Georgia" w:hint="default"/>
-          <w:outline w:val="0"/>
-          <w:color w:val="000000"/>
-          <w:sz w:val="23"/>
-          <w:szCs w:val="23"/>
-          <w:u w:color="000000"/>
-          <w:rtl w:val="0"/>
-          <w14:textFill>
-            <w14:solidFill>
-              <w14:srgbClr w14:val="000000"/>
-            </w14:solidFill>
-          </w14:textFill>
-        </w:rPr>
-        <w:t xml:space="preserve">Зуб ноет уже несколько дней, но визит к стоматологу откладывается: вдруг лечение, анестезия или снимок навредят ребёнку, и проще перетерпеть до родов, чем рисковать. Это одна из самых устойчивых и самых необоснованных тревог, связанных с зубами при беременности.</w:t>
-      </w:r>
-    </w:p>
-    <w:p>
-      <w:pPr>
-        <w:pStyle w:val="Рубрика 2"/>
-      </w:pPr>
-      <w:r>
-        <w:rPr>
-          <w:rFonts w:ascii="Georgia" w:hAnsi="Georgia" w:hint="default"/>
-          <w:outline w:val="0"/>
-          <w:color w:val="000000"/>
-          <w:sz w:val="23"/>
-          <w:szCs w:val="23"/>
-          <w:u w:color="000000"/>
-          <w:rtl w:val="0"/>
-          <w:lang w:val="ru-RU"/>
-          <w14:textFill>
-            <w14:solidFill>
-              <w14:srgbClr w14:val="000000"/>
-            </w14:solidFill>
-          </w14:textFill>
-        </w:rPr>
-        <w:t xml:space="preserve">Необходимое стоматологическое лечение можно проводить на любом сроке беременности: профилактику, диагностику, пломбирование, лечение корневых каналов (когда воспаление дошло до нерва зуба), удаление зуба. Помощь при боли, отёке или выраженном воспалении не откладывают: проблема, скорее всего, усилится, и лечить её станет сложнее.</w:t>
-      </w:r>
-    </w:p>
-    <w:p>
-      <w:pPr>
-        <w:pStyle w:val="Рубрика 2"/>
-      </w:pPr>
-      <w:r>
-        <w:rPr>
-          <w:rFonts w:ascii="Georgia" w:hAnsi="Georgia" w:hint="default"/>
-          <w:outline w:val="0"/>
-          <w:color w:val="000000"/>
-          <w:sz w:val="23"/>
-          <w:szCs w:val="23"/>
-          <w:u w:color="000000"/>
-          <w:rtl w:val="0"/>
-          <w:lang w:val="en-US"/>
-          <w14:textFill>
-            <w14:solidFill>
-              <w14:srgbClr w14:val="000000"/>
-            </w14:solidFill>
-          </w14:textFill>
-        </w:rPr>
-        <w:t xml:space="preserve">Для планового лечения рекомендуемое время — второй триместр, с 13-й по 28-ю неделю. Не потому, что в другие сроки лечение опаснее, а потому, что в это время процедуру легче перенести: тошнота у большинства уже позади, а лежать в кресле ещё не тяжело. Кроме того, зуб, пролеченный во втором триместре, с меньшей вероятностью воспалится в третьем, когда любое вмешательство переносится хуже.</w:t>
-      </w:r>
-    </w:p>
-    <w:p>
-      <w:pPr>
-        <w:pStyle w:val="Рубрика 2"/>
-      </w:pPr>
-      <w:r>
-        <w:rPr>
-          <w:rFonts w:ascii="Georgia" w:hAnsi="Georgia" w:hint="default"/>
-          <w:outline w:val="0"/>
-          <w:color w:val="000000"/>
-          <w:sz w:val="23"/>
-          <w:szCs w:val="23"/>
-          <w:u w:color="000000"/>
-          <w:rtl w:val="0"/>
-          <w:lang w:val="ru-RU"/>
-          <w14:textFill>
-            <w14:solidFill>
-              <w14:srgbClr w14:val="000000"/>
-            </w14:solidFill>
-          </w14:textFill>
-        </w:rPr>
-        <w:t xml:space="preserve">Плановое лечение, выпавшее на третий триместр, обычно переносят на время после родов. Причины две: риск спровоцировать преждевременные роды и то, что на этом сроке тяжело долго лежать на спине. Кроме того, на поздних сроках желудок опорожняется медленнее, поэтому беременную считают пациенткой «с полным желудком» и учитывают риск аспирации, то есть попадания содержимого желудка в дыхательные пути. Всё это касается только планового лечения: при боли или инфекции помощь оказывают сразу, на любом сроке.</w:t>
-      </w:r>
-    </w:p>
-    <w:p>
-      <w:pPr>
-        <w:pStyle w:val="Рубрика 2"/>
-      </w:pPr>
-      <w:r>
-        <w:rPr>
-          <w:rFonts w:ascii="Georgia" w:hAnsi="Georgia" w:hint="default"/>
-          <w:outline w:val="0"/>
-          <w:color w:val="000000"/>
-          <w:sz w:val="23"/>
-          <w:szCs w:val="23"/>
-          <w:u w:color="000000"/>
-          <w:rtl w:val="0"/>
-          <w:lang w:val="ru-RU"/>
-          <w14:textFill>
-            <w14:solidFill>
-              <w14:srgbClr w14:val="000000"/>
-            </w14:solidFill>
-          </w14:textFill>
-        </w:rPr>
-        <w:t xml:space="preserve">По материалу пломбы рекомендации расходятся. Речь об амальгаме — серебристой пломбе, содержащей ртуть.</w:t>
-      </w:r>
-    </w:p>
-    <w:p>
-      <w:pPr>
-        <w:pStyle w:val="Рубрика 2"/>
-      </w:pPr>
-      <w:r>
-        <w:rPr>
-          <w:rFonts w:ascii="Georgia" w:hAnsi="Georgia" w:hint="default"/>
-          <w:i w:val="1"/>
-          <w:iCs w:val="1"/>
-          <w:outline w:val="0"/>
-          <w:color w:val="000000"/>
-          <w:sz w:val="23"/>
-          <w:szCs w:val="23"/>
-          <w:u w:color="000000"/>
-          <w:rtl w:val="0"/>
-          <w14:textFill>
-            <w14:solidFill>
-              <w14:srgbClr w14:val="000000"/>
-            </w14:solidFill>
-          </w14:textFill>
-        </w:rPr>
-        <w:t>ПРОВЕРИТЬ</w:t>
-      </w:r>
-      <w:r>
-        <w:rPr>
-          <w:rFonts w:ascii="Georgia" w:hAnsi="Georgia"/>
-          <w:i w:val="1"/>
-          <w:iCs w:val="1"/>
-          <w:outline w:val="0"/>
-          <w:color w:val="000000"/>
-          <w:sz w:val="23"/>
-          <w:szCs w:val="23"/>
-          <w:u w:color="000000"/>
-          <w:rtl w:val="0"/>
-          <w14:textFill>
-            <w14:solidFill>
-              <w14:srgbClr w14:val="000000"/>
-            </w14:solidFill>
-          </w14:textFill>
-        </w:rPr>
-        <w:t xml:space="preserve">: </w:t>
-      </w:r>
-      <w:r>
-        <w:rPr>
-          <w:rFonts w:ascii="Georgia" w:hAnsi="Georgia" w:hint="default"/>
-          <w:i w:val="1"/>
-          <w:iCs w:val="1"/>
-          <w:outline w:val="0"/>
-          <w:color w:val="000000"/>
-          <w:sz w:val="23"/>
-          <w:szCs w:val="23"/>
-          <w:u w:color="000000"/>
-          <w:rtl w:val="0"/>
-          <w:lang w:val="ru-RU"/>
-          <w14:textFill>
-            <w14:solidFill>
-              <w14:srgbClr w14:val="000000"/>
-            </w14:solidFill>
-          </w14:textFill>
-        </w:rPr>
-        <w:t>ставить ли амальгаму при беременности — рекомендации расходятся</w:t>
-      </w:r>
-      <w:r>
-        <w:rPr>
-          <w:rFonts w:ascii="Georgia" w:hAnsi="Georgia"/>
-          <w:i w:val="1"/>
-          <w:iCs w:val="1"/>
-          <w:outline w:val="0"/>
-          <w:color w:val="000000"/>
-          <w:sz w:val="23"/>
-          <w:szCs w:val="23"/>
-          <w:u w:color="000000"/>
-          <w:rtl w:val="0"/>
-          <w14:textFill>
-            <w14:solidFill>
-              <w14:srgbClr w14:val="000000"/>
-            </w14:solidFill>
-          </w14:textFill>
-        </w:rPr>
-        <w:t xml:space="preserve">: </w:t>
-      </w:r>
-      <w:r>
-        <w:rPr>
-          <w:rFonts w:ascii="Georgia" w:hAnsi="Georgia" w:hint="default"/>
-          <w:i w:val="1"/>
-          <w:iCs w:val="1"/>
-          <w:outline w:val="0"/>
-          <w:color w:val="000000"/>
-          <w:sz w:val="23"/>
-          <w:szCs w:val="23"/>
-          <w:u w:color="000000"/>
-          <w:rtl w:val="0"/>
-          <w:lang w:val="ru-RU"/>
-          <w14:textFill>
-            <w14:solidFill>
-              <w14:srgbClr w14:val="000000"/>
-            </w14:solidFill>
-          </w14:textFill>
-        </w:rPr>
-        <w:t>одни советуют по возможности избегать</w:t>
-      </w:r>
-      <w:r>
-        <w:rPr>
-          <w:rFonts w:ascii="Georgia" w:hAnsi="Georgia"/>
-          <w:i w:val="1"/>
-          <w:iCs w:val="1"/>
-          <w:outline w:val="0"/>
-          <w:color w:val="000000"/>
-          <w:sz w:val="23"/>
-          <w:szCs w:val="23"/>
-          <w:u w:color="000000"/>
-          <w:rtl w:val="0"/>
-          <w14:textFill>
-            <w14:solidFill>
-              <w14:srgbClr w14:val="000000"/>
-            </w14:solidFill>
-          </w14:textFill>
-        </w:rPr>
-        <w:t xml:space="preserve">, </w:t>
-      </w:r>
-      <w:r>
-        <w:rPr>
-          <w:rFonts w:ascii="Georgia" w:hAnsi="Georgia" w:hint="default"/>
-          <w:i w:val="1"/>
-          <w:iCs w:val="1"/>
-          <w:outline w:val="0"/>
-          <w:color w:val="000000"/>
-          <w:sz w:val="23"/>
-          <w:szCs w:val="23"/>
-          <w:u w:color="000000"/>
-          <w:rtl w:val="0"/>
-          <w:lang w:val="ru-RU"/>
-          <w14:textFill>
-            <w14:solidFill>
-              <w14:srgbClr w14:val="000000"/>
-            </w14:solidFill>
-          </w14:textFill>
-        </w:rPr>
-        <w:t>другие считают её безопасной</w:t>
-      </w:r>
-      <w:r>
-        <w:rPr>
-          <w:rFonts w:ascii="Georgia" w:hAnsi="Georgia"/>
-          <w:i w:val="1"/>
-          <w:iCs w:val="1"/>
-          <w:outline w:val="0"/>
-          <w:color w:val="000000"/>
-          <w:sz w:val="23"/>
-          <w:szCs w:val="23"/>
-          <w:u w:color="000000"/>
-          <w:rtl w:val="0"/>
-          <w14:textFill>
-            <w14:solidFill>
-              <w14:srgbClr w14:val="000000"/>
-            </w14:solidFill>
-          </w14:textFill>
-        </w:rPr>
-        <w:t>.</w:t>
-      </w:r>
-    </w:p>
-    <w:p>
-      <w:pPr>
-        <w:pStyle w:val="Рубрика 2"/>
-      </w:pPr>
-      <w:r>
-        <w:rPr>
-          <w:rFonts w:ascii="Georgia" w:hAnsi="Georgia" w:hint="default"/>
-          <w:outline w:val="0"/>
-          <w:color w:val="000000"/>
-          <w:sz w:val="23"/>
-          <w:szCs w:val="23"/>
-          <w:u w:color="000000"/>
-          <w:rtl w:val="0"/>
-          <w:lang w:val="ru-RU"/>
-          <w14:textFill>
-            <w14:solidFill>
-              <w14:srgbClr w14:val="000000"/>
-            </w14:solidFill>
-          </w14:textFill>
-        </w:rPr>
-        <w:t xml:space="preserve">С чем согласны обе стороны: материал пломбы обсуждают со стоматологом отдельно. Если предполагается амальгама, спросите, есть ли в вашем случае альтернатива. Композитных материалов это разногласие не касается.</w:t>
-      </w:r>
-    </w:p>
-    <w:p>
-      <w:pPr>
-        <w:pStyle w:val="Рубрика 2"/>
-      </w:pPr>
-      <w:r>
-        <w:rPr>
-          <w:rFonts w:ascii="Georgia" w:hAnsi="Georgia" w:hint="default"/>
-          <w:outline w:val="0"/>
-          <w:color w:val="000000"/>
-          <w:sz w:val="23"/>
-          <w:szCs w:val="23"/>
-          <w:u w:color="000000"/>
-          <w:rtl w:val="0"/>
-          <w:lang w:val="ru-RU"/>
-          <w14:textFill>
-            <w14:solidFill>
-              <w14:srgbClr w14:val="000000"/>
-            </w14:solidFill>
-          </w14:textFill>
-        </w:rPr>
-        <w:t xml:space="preserve">Отбеливание зубов рекомендуют отложить: у него есть известные побочные эффекты (чувствительность зубов и раздражение тканей), а у беременных оно не изучалось. Тот же принцип действует и для остальных необязательных вмешательств: всё, что не требуется по медицинским показаниям, разумно перенести на время после родов.</w:t>
-      </w:r>
-    </w:p>
-    <w:p>
-      <w:pPr>
-        <w:pStyle w:val="Рубрика 2"/>
-      </w:pPr>
-      <w:r>
-        <w:rPr>
-          <w:rFonts w:ascii="Georgia" w:hAnsi="Georgia" w:hint="default"/>
-          <w:outline w:val="0"/>
-          <w:color w:val="000000"/>
-          <w:sz w:val="23"/>
-          <w:szCs w:val="23"/>
-          <w:u w:color="000000"/>
-          <w:rtl w:val="0"/>
-          <w:lang w:val="ru-RU"/>
-          <w14:textFill>
-            <w14:solidFill>
-              <w14:srgbClr w14:val="000000"/>
-            </w14:solidFill>
-          </w14:textFill>
-        </w:rPr>
-        <w:t xml:space="preserve">Это относится и к началу ортодонтического лечения (исправления прикуса брекетами или капами), и к имплантации. Сами по себе они не запрещены, но это плановые вмешательства, растянутые на месяцы, и начинать их именно сейчас обычно нет причин.</w:t>
-      </w:r>
-    </w:p>
-    <w:p>
-      <w:pPr>
-        <w:pStyle w:val="Рубрика 2"/>
-      </w:pPr>
-      <w:r>
-        <w:rPr>
-          <w:rFonts w:ascii="Georgia" w:hAnsi="Georgia" w:hint="default"/>
-          <w:outline w:val="0"/>
-          <w:color w:val="000000"/>
-          <w:sz w:val="23"/>
-          <w:szCs w:val="23"/>
-          <w:u w:color="000000"/>
-          <w:rtl w:val="0"/>
-          <w:lang w:val="ru-RU"/>
-          <w14:textFill>
-            <w14:solidFill>
-              <w14:srgbClr w14:val="000000"/>
-            </w14:solidFill>
-          </w14:textFill>
-        </w:rPr>
-        <w:t xml:space="preserve">Если брекеты уже стоят и дёсны здоровы, снимать их из-за беременности не требуется. Но если дёсны воспалены, появились десневые карманы и держать зубы в чистоте не получается, ортодонт может предложить прервать лечение и снять брекеты, пока дёсны не восстановятся после родов. По той же причине при воспалённых дёснах начинать ортодонтическое лечение разумнее после беременности. Ухаживать за зубами с брекетами сложнее, и ирригатор здесь особенно уместен (раздел 6.3).</w:t>
-      </w:r>
-    </w:p>
-    <w:p>
-      <w:pPr>
-        <w:pStyle w:val="Рубрика 2"/>
-      </w:pPr>
-      <w:r>
-        <w:rPr>
-          <w:rFonts w:ascii="Georgia" w:hAnsi="Georgia" w:hint="default"/>
-          <w:i w:val="1"/>
-          <w:iCs w:val="1"/>
-          <w:outline w:val="0"/>
-          <w:color w:val="000000"/>
-          <w:sz w:val="23"/>
-          <w:szCs w:val="23"/>
-          <w:u w:color="000000"/>
-          <w:rtl w:val="0"/>
-          <w14:textFill>
-            <w14:solidFill>
-              <w14:srgbClr w14:val="000000"/>
-            </w14:solidFill>
-          </w14:textFill>
-        </w:rPr>
-        <w:t xml:space="preserve">ИСТОЧНИК: абзац приведён к источнику 24.09.2026 — Zhao Y. et al., Reproductive Biology and Endocrinology, 2024: «…more sensible to postpone orthodontic treatment until after pregnancy… it is recommended to terminate the treatment early and remove fixed appliances until the periodontal condition improves post-delivery». Прежняя фраза «оснований снимать их… нет» с источником расходилась. Об имплантации профильного источника нет: фраза держится на общем принципе AAPD о переносе необязательных вмешательств.</w:t>
-      </w:r>
-    </w:p>
-    <w:p>
-      <w:pPr>
-        <w:pStyle w:val="Рубрика 2"/>
-      </w:pPr>
-      <w:r>
-        <w:rPr>
-          <w:rFonts w:ascii="Georgia" w:hAnsi="Georgia" w:hint="default"/>
-          <w:outline w:val="0"/>
-          <w:color w:val="000000"/>
-          <w:sz w:val="23"/>
-          <w:szCs w:val="23"/>
-          <w:u w:color="000000"/>
-          <w:rtl w:val="0"/>
-          <w:lang w:val="ru-RU"/>
-          <w14:textFill>
-            <w14:solidFill>
-              <w14:srgbClr w14:val="000000"/>
-            </w14:solidFill>
-          </w14:textFill>
-        </w:rPr>
-        <w:t xml:space="preserve">Что сообщить стоматологу перед приёмом:</w:t>
+        <w:t>склонность к низкому давлению</w:t>
+      </w:r>
+      <w:r>
+        <w:rPr>
+          <w:rFonts w:ascii="Georgia" w:hAnsi="Georgia"/>
+          <w:outline w:val="0"/>
+          <w:color w:val="000000"/>
+          <w:sz w:val="23"/>
+          <w:szCs w:val="23"/>
+          <w:u w:color="000000"/>
+          <w:rtl w:val="0"/>
+          <w14:textFill>
+            <w14:solidFill>
+              <w14:srgbClr w14:val="000000"/>
+            </w14:solidFill>
+          </w14:textFill>
+        </w:rPr>
+        <w:t>;</w:t>
       </w:r>
     </w:p>
     <w:p>
@@ -6118,7 +5140,42 @@
             </w14:solidFill>
           </w14:textFill>
         </w:rPr>
-        <w:t>точный срок беременности</w:t>
+        <w:t>трудности с положением лёжа на спине</w:t>
+      </w:r>
+      <w:r>
+        <w:rPr>
+          <w:rFonts w:ascii="Georgia" w:hAnsi="Georgia"/>
+          <w:outline w:val="0"/>
+          <w:color w:val="000000"/>
+          <w:sz w:val="23"/>
+          <w:szCs w:val="23"/>
+          <w:u w:color="000000"/>
+          <w:rtl w:val="0"/>
+          <w14:textFill>
+            <w14:solidFill>
+              <w14:srgbClr w14:val="000000"/>
+            </w14:solidFill>
+          </w14:textFill>
+        </w:rPr>
+        <w:t xml:space="preserve">, </w:t>
+      </w:r>
+      <w:r>
+        <w:rPr>
+          <w:rFonts w:ascii="Georgia" w:hAnsi="Georgia" w:hint="default"/>
+          <w:outline w:val="0"/>
+          <w:color w:val="000000"/>
+          <w:sz w:val="23"/>
+          <w:szCs w:val="23"/>
+          <w:u w:color="000000"/>
+          <w:rtl w:val="0"/>
+          <w:lang w:val="ru-RU"/>
+          <w14:textFill>
+            <w14:solidFill>
+              <w14:srgbClr w14:val="000000"/>
+            </w14:solidFill>
+          </w14:textFill>
+        </w:rPr>
+        <w:t>если они есть</w:t>
       </w:r>
       <w:r>
         <w:rPr>
@@ -6166,7 +5223,7 @@
             </w14:solidFill>
           </w14:textFill>
         </w:rPr>
-        <w:t>тошноту</w:t>
+        <w:t>все лекарства</w:t>
       </w:r>
       <w:r>
         <w:rPr>
@@ -6201,7 +5258,7 @@
             </w14:solidFill>
           </w14:textFill>
         </w:rPr>
-        <w:t>рвоту</w:t>
+        <w:t>которые вы принимаете</w:t>
       </w:r>
       <w:r>
         <w:rPr>
@@ -6236,7 +5293,41 @@
             </w14:solidFill>
           </w14:textFill>
         </w:rPr>
-        <w:t>склонность к низкому давлению</w:t>
+        <w:t>включая витамины и назначения акушера</w:t>
+      </w:r>
+      <w:r>
+        <w:rPr>
+          <w:rFonts w:ascii="Georgia" w:hAnsi="Georgia"/>
+          <w:outline w:val="0"/>
+          <w:color w:val="000000"/>
+          <w:sz w:val="23"/>
+          <w:szCs w:val="23"/>
+          <w:u w:color="000000"/>
+          <w:rtl w:val="0"/>
+          <w14:textFill>
+            <w14:solidFill>
+              <w14:srgbClr w14:val="000000"/>
+            </w14:solidFill>
+          </w14:textFill>
+        </w:rPr>
+        <w:t>-</w:t>
+      </w:r>
+      <w:r>
+        <w:rPr>
+          <w:rFonts w:ascii="Georgia" w:hAnsi="Georgia" w:hint="default"/>
+          <w:outline w:val="0"/>
+          <w:color w:val="000000"/>
+          <w:sz w:val="23"/>
+          <w:szCs w:val="23"/>
+          <w:u w:color="000000"/>
+          <w:rtl w:val="0"/>
+          <w14:textFill>
+            <w14:solidFill>
+              <w14:srgbClr w14:val="000000"/>
+            </w14:solidFill>
+          </w14:textFill>
+        </w:rPr>
+        <w:t>гинеколога</w:t>
       </w:r>
       <w:r>
         <w:rPr>
@@ -6284,59 +5375,107 @@
             </w14:solidFill>
           </w14:textFill>
         </w:rPr>
-        <w:t>трудности с положением лёжа на спине</w:t>
-      </w:r>
-      <w:r>
-        <w:rPr>
-          <w:rFonts w:ascii="Georgia" w:hAnsi="Georgia"/>
-          <w:outline w:val="0"/>
-          <w:color w:val="000000"/>
-          <w:sz w:val="23"/>
-          <w:szCs w:val="23"/>
-          <w:u w:color="000000"/>
-          <w:rtl w:val="0"/>
-          <w14:textFill>
-            <w14:solidFill>
-              <w14:srgbClr w14:val="000000"/>
-            </w14:solidFill>
-          </w14:textFill>
-        </w:rPr>
-        <w:t xml:space="preserve">, </w:t>
-      </w:r>
-      <w:r>
-        <w:rPr>
-          <w:rFonts w:ascii="Georgia" w:hAnsi="Georgia" w:hint="default"/>
-          <w:outline w:val="0"/>
-          <w:color w:val="000000"/>
-          <w:sz w:val="23"/>
-          <w:szCs w:val="23"/>
-          <w:u w:color="000000"/>
-          <w:rtl w:val="0"/>
-          <w:lang w:val="ru-RU"/>
-          <w14:textFill>
-            <w14:solidFill>
-              <w14:srgbClr w14:val="000000"/>
-            </w14:solidFill>
-          </w14:textFill>
-        </w:rPr>
-        <w:t>если они есть</w:t>
-      </w:r>
-      <w:r>
-        <w:rPr>
-          <w:rFonts w:ascii="Georgia" w:hAnsi="Georgia"/>
-          <w:outline w:val="0"/>
-          <w:color w:val="000000"/>
-          <w:sz w:val="23"/>
-          <w:szCs w:val="23"/>
-          <w:u w:color="000000"/>
-          <w:rtl w:val="0"/>
-          <w14:textFill>
-            <w14:solidFill>
-              <w14:srgbClr w14:val="000000"/>
-            </w14:solidFill>
-          </w14:textFill>
-        </w:rPr>
-        <w:t>;</w:t>
+        <w:t>аллергию на лекарства и материалы</w:t>
+      </w:r>
+      <w:r>
+        <w:rPr>
+          <w:rFonts w:ascii="Georgia" w:hAnsi="Georgia"/>
+          <w:outline w:val="0"/>
+          <w:color w:val="000000"/>
+          <w:sz w:val="23"/>
+          <w:szCs w:val="23"/>
+          <w:u w:color="000000"/>
+          <w:rtl w:val="0"/>
+          <w14:textFill>
+            <w14:solidFill>
+              <w14:srgbClr w14:val="000000"/>
+            </w14:solidFill>
+          </w14:textFill>
+        </w:rPr>
+        <w:t>.</w:t>
+      </w:r>
+    </w:p>
+    <w:p>
+      <w:pPr>
+        <w:pStyle w:val="Рубрика 2"/>
+      </w:pPr>
+      <w:r>
+        <w:rPr>
+          <w:rFonts w:ascii="Georgia" w:hAnsi="Georgia" w:hint="default"/>
+          <w:b w:val="1"/>
+          <w:bCs w:val="1"/>
+          <w:outline w:val="0"/>
+          <w:color w:val="000000"/>
+          <w:sz w:val="23"/>
+          <w:szCs w:val="23"/>
+          <w:u w:color="000000"/>
+          <w:rtl w:val="0"/>
+          <w:lang w:val="ru-RU"/>
+          <w14:textFill>
+            <w14:solidFill>
+              <w14:srgbClr w14:val="000000"/>
+            </w14:solidFill>
+          </w14:textFill>
+        </w:rPr>
+        <w:t xml:space="preserve">Как вас должны усадить.</w:t>
+      </w:r>
+      <w:r>
+        <w:rPr>
+          <w:rFonts w:ascii="Georgia" w:hAnsi="Georgia" w:hint="default"/>
+          <w:outline w:val="0"/>
+          <w:color w:val="000000"/>
+          <w:sz w:val="23"/>
+          <w:szCs w:val="23"/>
+          <w:u w:color="000000"/>
+          <w:rtl w:val="0"/>
+          <w:lang w:val="ru-RU"/>
+          <w14:textFill>
+            <w14:solidFill>
+              <w14:srgbClr w14:val="000000"/>
+            </w14:solidFill>
+          </w14:textFill>
+        </w:rPr>
+        <w:t xml:space="preserve"> Почему на поздних сроках положение лёжа на спине перестаёт быть безразличным, объяснено в Теме 2, раздел 2.4, «Положение тела во сне после 28 полных недель». К стоматологическому креслу это относится напрямую, но на приёме об этом легко забыть.</w:t>
+      </w:r>
+    </w:p>
+    <w:p>
+      <w:pPr>
+        <w:pStyle w:val="Рубрика 2"/>
+      </w:pPr>
+      <w:r>
+        <w:rPr>
+          <w:rFonts w:ascii="Georgia" w:hAnsi="Georgia" w:hint="default"/>
+          <w:outline w:val="0"/>
+          <w:color w:val="000000"/>
+          <w:sz w:val="23"/>
+          <w:szCs w:val="23"/>
+          <w:u w:color="000000"/>
+          <w:rtl w:val="0"/>
+          <w:lang w:val="ru-RU"/>
+          <w14:textFill>
+            <w14:solidFill>
+              <w14:srgbClr w14:val="000000"/>
+            </w14:solidFill>
+          </w14:textFill>
+        </w:rPr>
+        <w:t>Поэтому заранее попросите</w:t>
+      </w:r>
+      <w:r>
+        <w:rPr>
+          <w:rFonts w:ascii="Georgia" w:hAnsi="Georgia"/>
+          <w:outline w:val="0"/>
+          <w:color w:val="000000"/>
+          <w:sz w:val="23"/>
+          <w:szCs w:val="23"/>
+          <w:u w:color="000000"/>
+          <w:rtl w:val="0"/>
+          <w14:textFill>
+            <w14:solidFill>
+              <w14:srgbClr w14:val="000000"/>
+            </w14:solidFill>
+          </w14:textFill>
+        </w:rPr>
+        <w:t>:</w:t>
       </w:r>
     </w:p>
     <w:p>
@@ -6367,7 +5506,7 @@
             </w14:solidFill>
           </w14:textFill>
         </w:rPr>
-        <w:t>все лекарства</w:t>
+        <w:t>полулежачее положение вместо горизонтального</w:t>
       </w:r>
       <w:r>
         <w:rPr>
@@ -6402,76 +5541,7 @@
             </w14:solidFill>
           </w14:textFill>
         </w:rPr>
-        <w:t>которые вы принимаете</w:t>
-      </w:r>
-      <w:r>
-        <w:rPr>
-          <w:rFonts w:ascii="Georgia" w:hAnsi="Georgia"/>
-          <w:outline w:val="0"/>
-          <w:color w:val="000000"/>
-          <w:sz w:val="23"/>
-          <w:szCs w:val="23"/>
-          <w:u w:color="000000"/>
-          <w:rtl w:val="0"/>
-          <w14:textFill>
-            <w14:solidFill>
-              <w14:srgbClr w14:val="000000"/>
-            </w14:solidFill>
-          </w14:textFill>
-        </w:rPr>
-        <w:t xml:space="preserve">, </w:t>
-      </w:r>
-      <w:r>
-        <w:rPr>
-          <w:rFonts w:ascii="Georgia" w:hAnsi="Georgia" w:hint="default"/>
-          <w:outline w:val="0"/>
-          <w:color w:val="000000"/>
-          <w:sz w:val="23"/>
-          <w:szCs w:val="23"/>
-          <w:u w:color="000000"/>
-          <w:rtl w:val="0"/>
-          <w:lang w:val="ru-RU"/>
-          <w14:textFill>
-            <w14:solidFill>
-              <w14:srgbClr w14:val="000000"/>
-            </w14:solidFill>
-          </w14:textFill>
-        </w:rPr>
-        <w:t>включая витамины и назначения акушера</w:t>
-      </w:r>
-      <w:r>
-        <w:rPr>
-          <w:rFonts w:ascii="Georgia" w:hAnsi="Georgia"/>
-          <w:outline w:val="0"/>
-          <w:color w:val="000000"/>
-          <w:sz w:val="23"/>
-          <w:szCs w:val="23"/>
-          <w:u w:color="000000"/>
-          <w:rtl w:val="0"/>
-          <w14:textFill>
-            <w14:solidFill>
-              <w14:srgbClr w14:val="000000"/>
-            </w14:solidFill>
-          </w14:textFill>
-        </w:rPr>
-        <w:t>-</w:t>
-      </w:r>
-      <w:r>
-        <w:rPr>
-          <w:rFonts w:ascii="Georgia" w:hAnsi="Georgia" w:hint="default"/>
-          <w:outline w:val="0"/>
-          <w:color w:val="000000"/>
-          <w:sz w:val="23"/>
-          <w:szCs w:val="23"/>
-          <w:u w:color="000000"/>
-          <w:rtl w:val="0"/>
-          <w14:textFill>
-            <w14:solidFill>
-              <w14:srgbClr w14:val="000000"/>
-            </w14:solidFill>
-          </w14:textFill>
-        </w:rPr>
-        <w:t>гинеколога</w:t>
+        <w:t>голова выше ног</w:t>
       </w:r>
       <w:r>
         <w:rPr>
@@ -6519,107 +5589,24 @@
             </w14:solidFill>
           </w14:textFill>
         </w:rPr>
-        <w:t>аллергию на лекарства и материалы</w:t>
-      </w:r>
-      <w:r>
-        <w:rPr>
-          <w:rFonts w:ascii="Georgia" w:hAnsi="Georgia"/>
-          <w:outline w:val="0"/>
-          <w:color w:val="000000"/>
-          <w:sz w:val="23"/>
-          <w:szCs w:val="23"/>
-          <w:u w:color="000000"/>
-          <w:rtl w:val="0"/>
-          <w14:textFill>
-            <w14:solidFill>
-              <w14:srgbClr w14:val="000000"/>
-            </w14:solidFill>
-          </w14:textFill>
-        </w:rPr>
-        <w:t>.</w:t>
-      </w:r>
-    </w:p>
-    <w:p>
-      <w:pPr>
-        <w:pStyle w:val="Рубрика 2"/>
-      </w:pPr>
-      <w:r>
-        <w:rPr>
-          <w:rFonts w:ascii="Georgia" w:hAnsi="Georgia" w:hint="default"/>
-          <w:b w:val="1"/>
-          <w:bCs w:val="1"/>
-          <w:outline w:val="0"/>
-          <w:color w:val="000000"/>
-          <w:sz w:val="23"/>
-          <w:szCs w:val="23"/>
-          <w:u w:color="000000"/>
-          <w:rtl w:val="0"/>
-          <w:lang w:val="ru-RU"/>
-          <w14:textFill>
-            <w14:solidFill>
-              <w14:srgbClr w14:val="000000"/>
-            </w14:solidFill>
-          </w14:textFill>
-        </w:rPr>
-        <w:t xml:space="preserve">Как вас должны усадить.</w:t>
-      </w:r>
-      <w:r>
-        <w:rPr>
-          <w:rFonts w:ascii="Georgia" w:hAnsi="Georgia" w:hint="default"/>
-          <w:outline w:val="0"/>
-          <w:color w:val="000000"/>
-          <w:sz w:val="23"/>
-          <w:szCs w:val="23"/>
-          <w:u w:color="000000"/>
-          <w:rtl w:val="0"/>
-          <w:lang w:val="ru-RU"/>
-          <w14:textFill>
-            <w14:solidFill>
-              <w14:srgbClr w14:val="000000"/>
-            </w14:solidFill>
-          </w14:textFill>
-        </w:rPr>
-        <w:t xml:space="preserve"> Почему на поздних сроках положение лёжа на спине перестаёт быть безразличным, объяснено в Теме 2, раздел 2.4, «Положение тела во сне после 28 полных недель». К стоматологическому креслу это относится напрямую, но на приёме об этом легко забыть.</w:t>
-      </w:r>
-    </w:p>
-    <w:p>
-      <w:pPr>
-        <w:pStyle w:val="Рубрика 2"/>
-      </w:pPr>
-      <w:r>
-        <w:rPr>
-          <w:rFonts w:ascii="Georgia" w:hAnsi="Georgia" w:hint="default"/>
-          <w:outline w:val="0"/>
-          <w:color w:val="000000"/>
-          <w:sz w:val="23"/>
-          <w:szCs w:val="23"/>
-          <w:u w:color="000000"/>
-          <w:rtl w:val="0"/>
-          <w:lang w:val="ru-RU"/>
-          <w14:textFill>
-            <w14:solidFill>
-              <w14:srgbClr w14:val="000000"/>
-            </w14:solidFill>
-          </w14:textFill>
-        </w:rPr>
-        <w:t>Поэтому заранее попросите</w:t>
-      </w:r>
-      <w:r>
-        <w:rPr>
-          <w:rFonts w:ascii="Georgia" w:hAnsi="Georgia"/>
-          <w:outline w:val="0"/>
-          <w:color w:val="000000"/>
-          <w:sz w:val="23"/>
-          <w:szCs w:val="23"/>
-          <w:u w:color="000000"/>
-          <w:rtl w:val="0"/>
-          <w14:textFill>
-            <w14:solidFill>
-              <w14:srgbClr w14:val="000000"/>
-            </w14:solidFill>
-          </w14:textFill>
-        </w:rPr>
-        <w:t>:</w:t>
+        <w:t>валик под правое бедро или лёгкий поворот корпуса влево</w:t>
+      </w:r>
+      <w:r>
+        <w:rPr>
+          <w:rFonts w:ascii="Georgia" w:hAnsi="Georgia"/>
+          <w:outline w:val="0"/>
+          <w:color w:val="000000"/>
+          <w:sz w:val="23"/>
+          <w:szCs w:val="23"/>
+          <w:u w:color="000000"/>
+          <w:rtl w:val="0"/>
+          <w14:textFill>
+            <w14:solidFill>
+              <w14:srgbClr w14:val="000000"/>
+            </w14:solidFill>
+          </w14:textFill>
+        </w:rPr>
+        <w:t>;</w:t>
       </w:r>
     </w:p>
     <w:p>
@@ -6650,137 +5637,6 @@
             </w14:solidFill>
           </w14:textFill>
         </w:rPr>
-        <w:t>полулежачее положение вместо горизонтального</w:t>
-      </w:r>
-      <w:r>
-        <w:rPr>
-          <w:rFonts w:ascii="Georgia" w:hAnsi="Georgia"/>
-          <w:outline w:val="0"/>
-          <w:color w:val="000000"/>
-          <w:sz w:val="23"/>
-          <w:szCs w:val="23"/>
-          <w:u w:color="000000"/>
-          <w:rtl w:val="0"/>
-          <w14:textFill>
-            <w14:solidFill>
-              <w14:srgbClr w14:val="000000"/>
-            </w14:solidFill>
-          </w14:textFill>
-        </w:rPr>
-        <w:t xml:space="preserve">, </w:t>
-      </w:r>
-      <w:r>
-        <w:rPr>
-          <w:rFonts w:ascii="Georgia" w:hAnsi="Georgia" w:hint="default"/>
-          <w:outline w:val="0"/>
-          <w:color w:val="000000"/>
-          <w:sz w:val="23"/>
-          <w:szCs w:val="23"/>
-          <w:u w:color="000000"/>
-          <w:rtl w:val="0"/>
-          <w:lang w:val="ru-RU"/>
-          <w14:textFill>
-            <w14:solidFill>
-              <w14:srgbClr w14:val="000000"/>
-            </w14:solidFill>
-          </w14:textFill>
-        </w:rPr>
-        <w:t>голова выше ног</w:t>
-      </w:r>
-      <w:r>
-        <w:rPr>
-          <w:rFonts w:ascii="Georgia" w:hAnsi="Georgia"/>
-          <w:outline w:val="0"/>
-          <w:color w:val="000000"/>
-          <w:sz w:val="23"/>
-          <w:szCs w:val="23"/>
-          <w:u w:color="000000"/>
-          <w:rtl w:val="0"/>
-          <w14:textFill>
-            <w14:solidFill>
-              <w14:srgbClr w14:val="000000"/>
-            </w14:solidFill>
-          </w14:textFill>
-        </w:rPr>
-        <w:t>;</w:t>
-      </w:r>
-    </w:p>
-    <w:p>
-      <w:pPr>
-        <w:pStyle w:val="Рубрика 2"/>
-        <w:numPr>
-          <w:ilvl w:val="0"/>
-          <w:numId w:val="2"/>
-        </w:numPr>
-        <w:rPr>
-          <w:sz w:val="23"/>
-          <w:szCs w:val="23"/>
-        </w:rPr>
-      </w:pPr>
-      <w:r>
-        <w:rPr>
-          <w:rFonts w:ascii="Georgia" w:hAnsi="Georgia" w:hint="default"/>
-          <w:outline w:val="0"/>
-          <w:color w:val="000000"/>
-          <w:sz w:val="23"/>
-          <w:szCs w:val="23"/>
-          <w:u w:color="000000"/>
-          <w:rtl w:val="0"/>
-          <w:lang w:val="ru-RU"/>
-          <w14:textFill>
-            <w14:solidFill>
-              <w14:srgbClr w14:val="000000"/>
-            </w14:solidFill>
-          </w14:textFill>
-        </w:rPr>
-        <w:t>валик под правое бедро или лёгкий поворот корпуса влево</w:t>
-      </w:r>
-      <w:r>
-        <w:rPr>
-          <w:rFonts w:ascii="Georgia" w:hAnsi="Georgia"/>
-          <w:outline w:val="0"/>
-          <w:color w:val="000000"/>
-          <w:sz w:val="23"/>
-          <w:szCs w:val="23"/>
-          <w:u w:color="000000"/>
-          <w:rtl w:val="0"/>
-          <w14:textFill>
-            <w14:solidFill>
-              <w14:srgbClr w14:val="000000"/>
-            </w14:solidFill>
-          </w14:textFill>
-        </w:rPr>
-        <w:t>;</w:t>
-      </w:r>
-    </w:p>
-    <w:p>
-      <w:pPr>
-        <w:pStyle w:val="Рубрика 2"/>
-        <w:numPr>
-          <w:ilvl w:val="0"/>
-          <w:numId w:val="2"/>
-        </w:numPr>
-        <w:rPr>
-          <w:sz w:val="23"/>
-          <w:szCs w:val="23"/>
-        </w:rPr>
-      </w:pPr>
-      <w:r>
-        <w:rPr>
-          <w:rFonts w:ascii="Georgia" w:hAnsi="Georgia" w:hint="default"/>
-          <w:outline w:val="0"/>
-          <w:color w:val="000000"/>
-          <w:sz w:val="23"/>
-          <w:szCs w:val="23"/>
-          <w:u w:color="000000"/>
-          <w:rtl w:val="0"/>
-          <w:lang w:val="ru-RU"/>
-          <w14:textFill>
-            <w14:solidFill>
-              <w14:srgbClr w14:val="000000"/>
-            </w14:solidFill>
-          </w14:textFill>
-        </w:rPr>
         <w:t>возможность менять положение по ходу приёма</w:t>
       </w:r>
       <w:r>
@@ -8187,59 +7043,7 @@
             </w14:solidFill>
           </w14:textFill>
         </w:rPr>
-        <w:t>Отдельный практический вопрос — свинцовый фартук на живот</w:t>
-      </w:r>
-      <w:r>
-        <w:rPr>
-          <w:rFonts w:ascii="Georgia" w:hAnsi="Georgia"/>
-          <w:outline w:val="0"/>
-          <w:color w:val="000000"/>
-          <w:sz w:val="23"/>
-          <w:szCs w:val="23"/>
-          <w:u w:color="000000"/>
-          <w:rtl w:val="0"/>
-          <w14:textFill>
-            <w14:solidFill>
-              <w14:srgbClr w14:val="000000"/>
-            </w14:solidFill>
-          </w14:textFill>
-        </w:rPr>
-        <w:t xml:space="preserve">, </w:t>
-      </w:r>
-      <w:r>
-        <w:rPr>
-          <w:rFonts w:ascii="Georgia" w:hAnsi="Georgia" w:hint="default"/>
-          <w:outline w:val="0"/>
-          <w:color w:val="000000"/>
-          <w:sz w:val="23"/>
-          <w:szCs w:val="23"/>
-          <w:u w:color="000000"/>
-          <w:rtl w:val="0"/>
-          <w:lang w:val="ru-RU"/>
-          <w14:textFill>
-            <w14:solidFill>
-              <w14:srgbClr w14:val="000000"/>
-            </w14:solidFill>
-          </w14:textFill>
-        </w:rPr>
-        <w:t>который многие ожидают увидеть</w:t>
-      </w:r>
-      <w:r>
-        <w:rPr>
-          <w:rFonts w:ascii="Georgia" w:hAnsi="Georgia"/>
-          <w:outline w:val="0"/>
-          <w:color w:val="000000"/>
-          <w:sz w:val="23"/>
-          <w:szCs w:val="23"/>
-          <w:u w:color="000000"/>
-          <w:rtl w:val="0"/>
-          <w14:textFill>
-            <w14:solidFill>
-              <w14:srgbClr w14:val="000000"/>
-            </w14:solidFill>
-          </w14:textFill>
-        </w:rPr>
-        <w:t>.</w:t>
+        <w:t xml:space="preserve">Свинцовый фартук на живот российские клиники при стоматологических снимках обычно надевают. Нужен ли он, рекомендации оценивают по-разному, но отказываться из-за этого от нужного снимка не надо.</w:t>
       </w:r>
     </w:p>
     <w:p>
@@ -8265,29 +7069,6 @@
           </w14:textFill>
         </w:rPr>
         <w:t xml:space="preserve">ПРОВЕРИТЬ: нужен ли свинцовый фартук при стоматологическом снимке — современные международные рекомендации от него отказались, более ранняя советует защищать живот и щитовидную железу; в российских нормах стоматологический фартук входит в обязательное оснащение рентгенкабинета, но прямого требования надевать его беременной не найдено.</w:t>
-      </w:r>
-    </w:p>
-    <w:p>
-      <w:pPr>
-        <w:pStyle w:val="Рубрика 2"/>
-      </w:pPr>
-      <w:r>
-        <w:rPr>
-          <w:rFonts w:ascii="Georgia" w:hAnsi="Georgia" w:hint="default"/>
-          <w:outline w:val="0"/>
-          <w:color w:val="000000"/>
-          <w:sz w:val="23"/>
-          <w:szCs w:val="23"/>
-          <w:u w:color="000000"/>
-          <w:rtl w:val="0"/>
-          <w:lang w:val="ru-RU"/>
-          <w14:textFill>
-            <w14:solidFill>
-              <w14:srgbClr w14:val="000000"/>
-            </w14:solidFill>
-          </w14:textFill>
-        </w:rPr>
-        <w:t xml:space="preserve">Пока вопрос не решён, однозначной рекомендации нет; российские клиники на практике фартук используют. Отказываться из-за этих разногласий от нужного снимка не нужно.</w:t>
       </w:r>
     </w:p>
     <w:p>
@@ -12820,7 +11601,7 @@
           <w:rtl w:val="0"/>
           <w:lang w:val="en-US"/>
         </w:rPr>
-        <w:t xml:space="preserve"> — электрическая щётка даёт на 11 % меньше налёта и на 6 % меньше воспаления дёсен, дольше трёх месяцев — на 21 % и 11 %; сильнее других работают вращательно-возвратные головки (6.3).</w:t>
+        <w:t xml:space="preserve"> — электрическая щётка чистит немного лучше обычной (по обзору — на 11 % меньше налёта и на 6 % меньше воспаления дёсен, дольше трёх месяцев — на 21 % и 11 %); сильнее других работают вращательно-возвратные головки (6.3).</w:t>
       </w:r>
       <w:r>
         <w:rPr>
